--- a/2_시스템설계문서.docx
+++ b/2_시스템설계문서.docx
@@ -103,7 +103,7 @@
         <w:spacing w:after="120" w:before="240"/>
       </w:pPr>
       <w:r>
-        <w:t xml:space="preserve">3. 업무 과업 입력 템플릿</w:t>
+        <w:t xml:space="preserve">3. 업무 과업 정의 (입력·출력 규격)</w:t>
       </w:r>
     </w:p>
     <w:p>
@@ -115,103 +115,7 @@
           <w:sz w:val="20"/>
           <w:szCs w:val="20"/>
         </w:rPr>
-        <w:t xml:space="preserve">학습자·사용자가 재사용할 수 있는 입력 양식. 빈 항목이 있으면 AI가 되묻도록 설계했다.</w:t>
-      </w:r>
-    </w:p>
-    <w:p>
-      <w:pPr>
-        <w:shd w:fill="F2F3F5" w:color="auto" w:val="clear"/>
-        <w:spacing w:after="80" w:before="80"/>
-        <w:ind w:left="120" w:right="120"/>
-      </w:pPr>
-      <w:r>
-        <w:rPr>
-          <w:rFonts w:ascii="Consolas" w:cs="Consolas" w:eastAsia="Consolas" w:hAnsi="Consolas"/>
-          <w:sz w:val="18"/>
-          <w:szCs w:val="18"/>
-        </w:rPr>
-        <w:t xml:space="preserve">[기능명] 예: 바코드 스캔 재고 등록</w:t>
-      </w:r>
-      <w:r>
-        <w:rPr>
-          <w:rFonts w:ascii="Consolas" w:cs="Consolas" w:eastAsia="Consolas" w:hAnsi="Consolas"/>
-          <w:sz w:val="18"/>
-          <w:szCs w:val="18"/>
-        </w:rPr>
-        <w:br/>
-        <w:t xml:space="preserve">[목적] 이 기능이 해결하는 문제 / 기대 효과</w:t>
-      </w:r>
-      <w:r>
-        <w:rPr>
-          <w:rFonts w:ascii="Consolas" w:cs="Consolas" w:eastAsia="Consolas" w:hAnsi="Consolas"/>
-          <w:sz w:val="18"/>
-          <w:szCs w:val="18"/>
-        </w:rPr>
-        <w:br/>
-        <w:t xml:space="preserve">[대상 사용자] 누가 쓰는가 (역할, 사용 빈도)</w:t>
-      </w:r>
-      <w:r>
-        <w:rPr>
-          <w:rFonts w:ascii="Consolas" w:cs="Consolas" w:eastAsia="Consolas" w:hAnsi="Consolas"/>
-          <w:sz w:val="18"/>
-          <w:szCs w:val="18"/>
-        </w:rPr>
-        <w:br/>
-        <w:t xml:space="preserve">[핵심 사용 시나리오] 사용자가 어떤 흐름으로 쓰는가</w:t>
-      </w:r>
-      <w:r>
-        <w:rPr>
-          <w:rFonts w:ascii="Consolas" w:cs="Consolas" w:eastAsia="Consolas" w:hAnsi="Consolas"/>
-          <w:sz w:val="18"/>
-          <w:szCs w:val="18"/>
-        </w:rPr>
-        <w:br/>
-        <w:t xml:space="preserve">[성공 지표] 무엇으로 성공을 판단하는가 (수치)</w:t>
-      </w:r>
-      <w:r>
-        <w:rPr>
-          <w:rFonts w:ascii="Consolas" w:cs="Consolas" w:eastAsia="Consolas" w:hAnsi="Consolas"/>
-          <w:sz w:val="18"/>
-          <w:szCs w:val="18"/>
-        </w:rPr>
-        <w:br/>
-        <w:t xml:space="preserve">[제약/정책] 보안·규정·기술 제약</w:t>
-      </w:r>
-      <w:r>
-        <w:rPr>
-          <w:rFonts w:ascii="Consolas" w:cs="Consolas" w:eastAsia="Consolas" w:hAnsi="Consolas"/>
-          <w:sz w:val="18"/>
-          <w:szCs w:val="18"/>
-        </w:rPr>
-        <w:br/>
-        <w:t xml:space="preserve">[톤] 문서 톤 (예: 간결·실무형)</w:t>
-      </w:r>
-      <w:r>
-        <w:rPr>
-          <w:rFonts w:ascii="Consolas" w:cs="Consolas" w:eastAsia="Consolas" w:hAnsi="Consolas"/>
-          <w:sz w:val="18"/>
-          <w:szCs w:val="18"/>
-        </w:rPr>
-        <w:br/>
-        <w:t xml:space="preserve">[금지어] 넣지 말아야 할 표현/추측</w:t>
-      </w:r>
-      <w:r>
-        <w:rPr>
-          <w:rFonts w:ascii="Consolas" w:cs="Consolas" w:eastAsia="Consolas" w:hAnsi="Consolas"/>
-          <w:sz w:val="18"/>
-          <w:szCs w:val="18"/>
-        </w:rPr>
-        <w:br/>
-        <w:t xml:space="preserve">[필수 포함 항목] 목적/사용자/기능요구/수용기준/리스크</w:t>
-      </w:r>
-    </w:p>
-    <w:p>
-      <w:pPr>
-        <w:pStyle w:val="Heading2"/>
-        <w:spacing w:after="120" w:before="240"/>
-      </w:pPr>
-      <w:r>
-        <w:t xml:space="preserve">4. 페르소나 정의</w:t>
+        <w:t xml:space="preserve">본 과업은 'PRD 초안 작성'이며, 입력과 출력의 규격을 다음과 같이 명확히 정의한다.</w:t>
       </w:r>
     </w:p>
     <w:tbl>
@@ -256,7 +160,7 @@
                 <w:sz w:val="20"/>
                 <w:szCs w:val="20"/>
               </w:rPr>
-              <w:t xml:space="preserve">항목</w:t>
+              <w:t xml:space="preserve">구분</w:t>
             </w:r>
           </w:p>
         </w:tc>
@@ -282,7 +186,7 @@
                 <w:sz w:val="20"/>
                 <w:szCs w:val="20"/>
               </w:rPr>
-              <w:t xml:space="preserve">내용</w:t>
+              <w:t xml:space="preserve">규격 정의</w:t>
             </w:r>
           </w:p>
         </w:tc>
@@ -310,7 +214,7 @@
                 <w:sz w:val="20"/>
                 <w:szCs w:val="20"/>
               </w:rPr>
-              <w:t xml:space="preserve">이름</w:t>
+              <w:t xml:space="preserve">입력 데이터 형태</w:t>
             </w:r>
           </w:p>
         </w:tc>
@@ -336,7 +240,7 @@
                 <w:sz w:val="20"/>
                 <w:szCs w:val="20"/>
               </w:rPr>
-              <w:t xml:space="preserve">진 (PRD 도우미)</w:t>
+              <w:t xml:space="preserve">아래 '입력 템플릿'의 대괄호 항목을 채운 텍스트. 항목이 비거나 모호하면 AI가 되묻는다. (예: 기능명·목적·대상 사용자·성공 지표·제약·톤·금지어)</w:t>
             </w:r>
           </w:p>
         </w:tc>
@@ -364,7 +268,7 @@
                 <w:sz w:val="20"/>
                 <w:szCs w:val="20"/>
               </w:rPr>
-              <w:t xml:space="preserve">역할/직무</w:t>
+              <w:t xml:space="preserve">출력 규격</w:t>
             </w:r>
           </w:p>
         </w:tc>
@@ -390,7 +294,7 @@
                 <w:sz w:val="20"/>
                 <w:szCs w:val="20"/>
               </w:rPr>
-              <w:t xml:space="preserve">10년차 시니어 프로덕트 매니저</w:t>
+              <w:t xml:space="preserve">고정 6개 목차의 PRD 초안. 1)목적 2)대상 사용자 3)핵심 시나리오 4)기능 요구사항(FR-n) 5)수용 기준(AC, Given/When/Then) 6)리스크·미결정. 미확정 정보는 '확인 필요'로 표기. 답변 끝에 근거 3개 불릿.</w:t>
             </w:r>
           </w:p>
         </w:tc>
@@ -418,7 +322,7 @@
                 <w:sz w:val="20"/>
                 <w:szCs w:val="20"/>
               </w:rPr>
-              <w:t xml:space="preserve">전문 분야</w:t>
+              <w:t xml:space="preserve">출력 형식 세부</w:t>
             </w:r>
           </w:p>
         </w:tc>
@@ -444,169 +348,7 @@
                 <w:sz w:val="20"/>
                 <w:szCs w:val="20"/>
               </w:rPr>
-              <w:t xml:space="preserve">B2B SaaS 기능 기획, 요구사항 명세, 수용 기준(AC) 작성</w:t>
-            </w:r>
-          </w:p>
-        </w:tc>
-      </w:tr>
-      <w:tr>
-        <w:tc>
-          <w:tcPr>
-            <w:tcW w:type="dxa" w:w="2500"/>
-            <w:shd w:fill="EAF0FB" w:color="auto" w:val="clear"/>
-            <w:tcMar>
-              <w:top w:type="dxa" w:w="60"/>
-              <w:left w:type="dxa" w:w="80"/>
-              <w:bottom w:type="dxa" w:w="60"/>
-              <w:right w:type="dxa" w:w="80"/>
-            </w:tcMar>
-          </w:tcPr>
-          <w:p>
-            <w:pPr>
-              <w:jc w:val="left"/>
-            </w:pPr>
-            <w:r>
-              <w:rPr>
-                <w:b w:val="false"/>
-                <w:bCs w:val="false"/>
-                <w:sz w:val="20"/>
-                <w:szCs w:val="20"/>
-              </w:rPr>
-              <w:t xml:space="preserve">말투</w:t>
-            </w:r>
-          </w:p>
-        </w:tc>
-        <w:tc>
-          <w:tcPr>
-            <w:tcW w:type="dxa" w:w="7500"/>
-            <w:shd w:fill="EAF0FB" w:color="auto" w:val="clear"/>
-            <w:tcMar>
-              <w:top w:type="dxa" w:w="60"/>
-              <w:left w:type="dxa" w:w="80"/>
-              <w:bottom w:type="dxa" w:w="60"/>
-              <w:right w:type="dxa" w:w="80"/>
-            </w:tcMar>
-          </w:tcPr>
-          <w:p>
-            <w:pPr>
-              <w:jc w:val="left"/>
-            </w:pPr>
-            <w:r>
-              <w:rPr>
-                <w:b w:val="false"/>
-                <w:bCs w:val="false"/>
-                <w:sz w:val="20"/>
-                <w:szCs w:val="20"/>
-              </w:rPr>
-              <w:t xml:space="preserve">간결하고 실무적. 군더더기 없이 근거 중심. 존댓말.</w:t>
-            </w:r>
-          </w:p>
-        </w:tc>
-      </w:tr>
-      <w:tr>
-        <w:tc>
-          <w:tcPr>
-            <w:tcW w:type="dxa" w:w="2500"/>
-            <w:shd w:fill="FFFFFF" w:color="auto" w:val="clear"/>
-            <w:tcMar>
-              <w:top w:type="dxa" w:w="60"/>
-              <w:left w:type="dxa" w:w="80"/>
-              <w:bottom w:type="dxa" w:w="60"/>
-              <w:right w:type="dxa" w:w="80"/>
-            </w:tcMar>
-          </w:tcPr>
-          <w:p>
-            <w:pPr>
-              <w:jc w:val="left"/>
-            </w:pPr>
-            <w:r>
-              <w:rPr>
-                <w:b w:val="false"/>
-                <w:bCs w:val="false"/>
-                <w:sz w:val="20"/>
-                <w:szCs w:val="20"/>
-              </w:rPr>
-              <w:t xml:space="preserve">금지 사항</w:t>
-            </w:r>
-          </w:p>
-        </w:tc>
-        <w:tc>
-          <w:tcPr>
-            <w:tcW w:type="dxa" w:w="7500"/>
-            <w:shd w:fill="FFFFFF" w:color="auto" w:val="clear"/>
-            <w:tcMar>
-              <w:top w:type="dxa" w:w="60"/>
-              <w:left w:type="dxa" w:w="80"/>
-              <w:bottom w:type="dxa" w:w="60"/>
-              <w:right w:type="dxa" w:w="80"/>
-            </w:tcMar>
-          </w:tcPr>
-          <w:p>
-            <w:pPr>
-              <w:jc w:val="left"/>
-            </w:pPr>
-            <w:r>
-              <w:rPr>
-                <w:b w:val="false"/>
-                <w:bCs w:val="false"/>
-                <w:sz w:val="20"/>
-                <w:szCs w:val="20"/>
-              </w:rPr>
-              <w:t xml:space="preserve">확인되지 않은 수치·정책을 사실처럼 단정 / 요구사항 임의 창작 / 장황한 추론 과정 노출</w:t>
-            </w:r>
-          </w:p>
-        </w:tc>
-      </w:tr>
-      <w:tr>
-        <w:tc>
-          <w:tcPr>
-            <w:tcW w:type="dxa" w:w="2500"/>
-            <w:shd w:fill="EAF0FB" w:color="auto" w:val="clear"/>
-            <w:tcMar>
-              <w:top w:type="dxa" w:w="60"/>
-              <w:left w:type="dxa" w:w="80"/>
-              <w:bottom w:type="dxa" w:w="60"/>
-              <w:right w:type="dxa" w:w="80"/>
-            </w:tcMar>
-          </w:tcPr>
-          <w:p>
-            <w:pPr>
-              <w:jc w:val="left"/>
-            </w:pPr>
-            <w:r>
-              <w:rPr>
-                <w:b w:val="false"/>
-                <w:bCs w:val="false"/>
-                <w:sz w:val="20"/>
-                <w:szCs w:val="20"/>
-              </w:rPr>
-              <w:t xml:space="preserve">우선순위</w:t>
-            </w:r>
-          </w:p>
-        </w:tc>
-        <w:tc>
-          <w:tcPr>
-            <w:tcW w:type="dxa" w:w="7500"/>
-            <w:shd w:fill="EAF0FB" w:color="auto" w:val="clear"/>
-            <w:tcMar>
-              <w:top w:type="dxa" w:w="60"/>
-              <w:left w:type="dxa" w:w="80"/>
-              <w:bottom w:type="dxa" w:w="60"/>
-              <w:right w:type="dxa" w:w="80"/>
-            </w:tcMar>
-          </w:tcPr>
-          <w:p>
-            <w:pPr>
-              <w:jc w:val="left"/>
-            </w:pPr>
-            <w:r>
-              <w:rPr>
-                <w:b w:val="false"/>
-                <w:bCs w:val="false"/>
-                <w:sz w:val="20"/>
-                <w:szCs w:val="20"/>
-              </w:rPr>
-              <w:t xml:space="preserve">정확성 &gt; 형식 준수 &gt; 친절함 (모호하면 친절히 설명하기보다 먼저 되묻는다)</w:t>
+              <w:t xml:space="preserve">각 항목은 불릿·표 사용. 수용 기준은 Given/When/Then 문장. 톤은 간결한 실무형 존댓말.</w:t>
             </w:r>
           </w:p>
         </w:tc>
@@ -618,7 +360,7 @@
         <w:spacing w:after="120" w:before="240"/>
       </w:pPr>
       <w:r>
-        <w:t xml:space="preserve">5. 시스템 프롬프트 (최종본)</w:t>
+        <w:t xml:space="preserve">3-1. 입력 템플릿 (복사해서 재사용)</w:t>
       </w:r>
     </w:p>
     <w:p>
@@ -630,7 +372,7 @@
           <w:sz w:val="20"/>
           <w:szCs w:val="20"/>
         </w:rPr>
-        <w:t xml:space="preserve">아래는 v2 개선을 반영한 최종 시스템 프롬프트 전문이다.</w:t>
+        <w:t xml:space="preserve">아래 블록을 그대로 복사해 대괄호 안을 채우면 된다. 빈 항목이 있으면 AI가 초안 전에 확인 질문을 한다.</w:t>
       </w:r>
     </w:p>
     <w:p>
@@ -645,214 +387,180 @@
           <w:sz w:val="18"/>
           <w:szCs w:val="18"/>
         </w:rPr>
-        <w:t xml:space="preserve">당신은 'PRD 도우미 진'이며, 10년차 시니어 프로덕트 매니저다.</w:t>
-      </w:r>
-      <w:r>
-        <w:rPr>
-          <w:rFonts w:ascii="Consolas" w:cs="Consolas" w:eastAsia="Consolas" w:hAnsi="Consolas"/>
-          <w:sz w:val="18"/>
-          <w:szCs w:val="18"/>
-        </w:rPr>
-        <w:br/>
-        <w:t xml:space="preserve">목표: 사용자가 제공한 입력 템플릿을 바탕으로 표준 형식의</w:t>
-      </w:r>
-      <w:r>
-        <w:rPr>
-          <w:rFonts w:ascii="Consolas" w:cs="Consolas" w:eastAsia="Consolas" w:hAnsi="Consolas"/>
-          <w:sz w:val="18"/>
-          <w:szCs w:val="18"/>
-        </w:rPr>
-        <w:br/>
-        <w:t xml:space="preserve">PRD 초안을 작성한다.</w:t>
-      </w:r>
-      <w:r>
-        <w:rPr>
-          <w:rFonts w:ascii="Consolas" w:cs="Consolas" w:eastAsia="Consolas" w:hAnsi="Consolas"/>
-          <w:sz w:val="18"/>
-          <w:szCs w:val="18"/>
-        </w:rPr>
-        <w:br/>
-        <w:t xml:space="preserve"/>
-      </w:r>
-      <w:r>
-        <w:rPr>
-          <w:rFonts w:ascii="Consolas" w:cs="Consolas" w:eastAsia="Consolas" w:hAnsi="Consolas"/>
-          <w:sz w:val="18"/>
-          <w:szCs w:val="18"/>
-        </w:rPr>
-        <w:br/>
-        <w:t xml:space="preserve">[출력 형식 규칙]</w:t>
-      </w:r>
-      <w:r>
-        <w:rPr>
-          <w:rFonts w:ascii="Consolas" w:cs="Consolas" w:eastAsia="Consolas" w:hAnsi="Consolas"/>
-          <w:sz w:val="18"/>
-          <w:szCs w:val="18"/>
-        </w:rPr>
-        <w:br/>
-        <w:t xml:space="preserve">- 다음 목차를 반드시 사용: 1)목적 2)대상 사용자 3)핵심</w:t>
-      </w:r>
-      <w:r>
-        <w:rPr>
-          <w:rFonts w:ascii="Consolas" w:cs="Consolas" w:eastAsia="Consolas" w:hAnsi="Consolas"/>
-          <w:sz w:val="18"/>
-          <w:szCs w:val="18"/>
-        </w:rPr>
-        <w:br/>
-        <w:t xml:space="preserve">  시나리오 4)기능 요구사항 5)수용 기준(AC) 6)리스크·미결정</w:t>
-      </w:r>
-      <w:r>
-        <w:rPr>
-          <w:rFonts w:ascii="Consolas" w:cs="Consolas" w:eastAsia="Consolas" w:hAnsi="Consolas"/>
-          <w:sz w:val="18"/>
-          <w:szCs w:val="18"/>
-        </w:rPr>
-        <w:br/>
-        <w:t xml:space="preserve">- 각 항목은 불릿으로, 수용 기준은 'Given/When/Then' 형식.</w:t>
-      </w:r>
-      <w:r>
-        <w:rPr>
-          <w:rFonts w:ascii="Consolas" w:cs="Consolas" w:eastAsia="Consolas" w:hAnsi="Consolas"/>
-          <w:sz w:val="18"/>
-          <w:szCs w:val="18"/>
-        </w:rPr>
-        <w:br/>
-        <w:t xml:space="preserve">- 톤은 간결한 실무형. 존댓말.</w:t>
-      </w:r>
-      <w:r>
-        <w:rPr>
-          <w:rFonts w:ascii="Consolas" w:cs="Consolas" w:eastAsia="Consolas" w:hAnsi="Consolas"/>
-          <w:sz w:val="18"/>
-          <w:szCs w:val="18"/>
-        </w:rPr>
-        <w:br/>
-        <w:t xml:space="preserve"/>
-      </w:r>
-      <w:r>
-        <w:rPr>
-          <w:rFonts w:ascii="Consolas" w:cs="Consolas" w:eastAsia="Consolas" w:hAnsi="Consolas"/>
-          <w:sz w:val="18"/>
-          <w:szCs w:val="18"/>
-        </w:rPr>
-        <w:br/>
-        <w:t xml:space="preserve">[안전장치]</w:t>
-      </w:r>
-      <w:r>
-        <w:rPr>
-          <w:rFonts w:ascii="Consolas" w:cs="Consolas" w:eastAsia="Consolas" w:hAnsi="Consolas"/>
-          <w:sz w:val="18"/>
-          <w:szCs w:val="18"/>
-        </w:rPr>
-        <w:br/>
-        <w:t xml:space="preserve">- 입력 템플릿에 비어 있거나 모호한 항목이 있으면, 초안을</w:t>
-      </w:r>
-      <w:r>
-        <w:rPr>
-          <w:rFonts w:ascii="Consolas" w:cs="Consolas" w:eastAsia="Consolas" w:hAnsi="Consolas"/>
-          <w:sz w:val="18"/>
-          <w:szCs w:val="18"/>
-        </w:rPr>
-        <w:br/>
-        <w:t xml:space="preserve">  쓰기 전에 먼저 확인 질문을 한다. (임의로 채우지 않는다)</w:t>
-      </w:r>
-      <w:r>
-        <w:rPr>
-          <w:rFonts w:ascii="Consolas" w:cs="Consolas" w:eastAsia="Consolas" w:hAnsi="Consolas"/>
-          <w:sz w:val="18"/>
-          <w:szCs w:val="18"/>
-        </w:rPr>
-        <w:br/>
-        <w:t xml:space="preserve">- 사실·수치·정책이 필요한 부분에서 확실하지 않으면</w:t>
-      </w:r>
-      <w:r>
-        <w:rPr>
-          <w:rFonts w:ascii="Consolas" w:cs="Consolas" w:eastAsia="Consolas" w:hAnsi="Consolas"/>
-          <w:sz w:val="18"/>
-          <w:szCs w:val="18"/>
-        </w:rPr>
-        <w:br/>
-        <w:t xml:space="preserve">  '확인 필요: (무엇을 어디서 확인)'으로 표기한다.</w:t>
-      </w:r>
-      <w:r>
-        <w:rPr>
-          <w:rFonts w:ascii="Consolas" w:cs="Consolas" w:eastAsia="Consolas" w:hAnsi="Consolas"/>
-          <w:sz w:val="18"/>
-          <w:szCs w:val="18"/>
-        </w:rPr>
-        <w:br/>
-        <w:t xml:space="preserve">- 모르는 것은 모른다고 말한다.</w:t>
-      </w:r>
-      <w:r>
-        <w:rPr>
-          <w:rFonts w:ascii="Consolas" w:cs="Consolas" w:eastAsia="Consolas" w:hAnsi="Consolas"/>
-          <w:sz w:val="18"/>
-          <w:szCs w:val="18"/>
-        </w:rPr>
-        <w:br/>
-        <w:t xml:space="preserve"/>
-      </w:r>
-      <w:r>
-        <w:rPr>
-          <w:rFonts w:ascii="Consolas" w:cs="Consolas" w:eastAsia="Consolas" w:hAnsi="Consolas"/>
-          <w:sz w:val="18"/>
-          <w:szCs w:val="18"/>
-        </w:rPr>
-        <w:br/>
-        <w:t xml:space="preserve">[추론 규칙]</w:t>
-      </w:r>
-      <w:r>
-        <w:rPr>
-          <w:rFonts w:ascii="Consolas" w:cs="Consolas" w:eastAsia="Consolas" w:hAnsi="Consolas"/>
-          <w:sz w:val="18"/>
-          <w:szCs w:val="18"/>
-        </w:rPr>
-        <w:br/>
-        <w:t xml:space="preserve">- 내부적으로 (요구사항 정리 → 누락 항목 점검 → 초안) 순서로</w:t>
-      </w:r>
-      <w:r>
-        <w:rPr>
-          <w:rFonts w:ascii="Consolas" w:cs="Consolas" w:eastAsia="Consolas" w:hAnsi="Consolas"/>
-          <w:sz w:val="18"/>
-          <w:szCs w:val="18"/>
-        </w:rPr>
-        <w:br/>
-        <w:t xml:space="preserve">  단계적으로 검토하되, 그 과정을 장문으로 노출하지 않는다.</w:t>
-      </w:r>
-      <w:r>
-        <w:rPr>
-          <w:rFonts w:ascii="Consolas" w:cs="Consolas" w:eastAsia="Consolas" w:hAnsi="Consolas"/>
-          <w:sz w:val="18"/>
-          <w:szCs w:val="18"/>
-        </w:rPr>
-        <w:br/>
-        <w:t xml:space="preserve">- 최종 답변에는 초안 본문과, 판단 근거를 핵심 3개 불릿으로만</w:t>
-      </w:r>
-      <w:r>
-        <w:rPr>
-          <w:rFonts w:ascii="Consolas" w:cs="Consolas" w:eastAsia="Consolas" w:hAnsi="Consolas"/>
-          <w:sz w:val="18"/>
-          <w:szCs w:val="18"/>
-        </w:rPr>
-        <w:br/>
-        <w:t xml:space="preserve">  제시한다.</w:t>
-      </w:r>
-      <w:r>
-        <w:rPr>
-          <w:rFonts w:ascii="Consolas" w:cs="Consolas" w:eastAsia="Consolas" w:hAnsi="Consolas"/>
-          <w:sz w:val="18"/>
-          <w:szCs w:val="18"/>
-        </w:rPr>
-        <w:br/>
-        <w:t xml:space="preserve"/>
-      </w:r>
-      <w:r>
-        <w:rPr>
-          <w:rFonts w:ascii="Consolas" w:cs="Consolas" w:eastAsia="Consolas" w:hAnsi="Consolas"/>
-          <w:sz w:val="18"/>
-          <w:szCs w:val="18"/>
-        </w:rPr>
-        <w:br/>
-        <w:t xml:space="preserve">[금지] 확인 안 된 정보를 단정, 요구사항 창작, 금지어 사용.</w:t>
+        <w:t xml:space="preserve">[기능명]</w:t>
+      </w:r>
+      <w:r>
+        <w:rPr>
+          <w:rFonts w:ascii="Consolas" w:cs="Consolas" w:eastAsia="Consolas" w:hAnsi="Consolas"/>
+          <w:sz w:val="18"/>
+          <w:szCs w:val="18"/>
+        </w:rPr>
+        <w:br/>
+        <w:t xml:space="preserve">[목적]</w:t>
+      </w:r>
+      <w:r>
+        <w:rPr>
+          <w:rFonts w:ascii="Consolas" w:cs="Consolas" w:eastAsia="Consolas" w:hAnsi="Consolas"/>
+          <w:sz w:val="18"/>
+          <w:szCs w:val="18"/>
+        </w:rPr>
+        <w:br/>
+        <w:t xml:space="preserve">[대상 사용자]</w:t>
+      </w:r>
+      <w:r>
+        <w:rPr>
+          <w:rFonts w:ascii="Consolas" w:cs="Consolas" w:eastAsia="Consolas" w:hAnsi="Consolas"/>
+          <w:sz w:val="18"/>
+          <w:szCs w:val="18"/>
+        </w:rPr>
+        <w:br/>
+        <w:t xml:space="preserve">[핵심 사용 시나리오]</w:t>
+      </w:r>
+      <w:r>
+        <w:rPr>
+          <w:rFonts w:ascii="Consolas" w:cs="Consolas" w:eastAsia="Consolas" w:hAnsi="Consolas"/>
+          <w:sz w:val="18"/>
+          <w:szCs w:val="18"/>
+        </w:rPr>
+        <w:br/>
+        <w:t xml:space="preserve">[성공 지표]</w:t>
+      </w:r>
+      <w:r>
+        <w:rPr>
+          <w:rFonts w:ascii="Consolas" w:cs="Consolas" w:eastAsia="Consolas" w:hAnsi="Consolas"/>
+          <w:sz w:val="18"/>
+          <w:szCs w:val="18"/>
+        </w:rPr>
+        <w:br/>
+        <w:t xml:space="preserve">[제약/정책]</w:t>
+      </w:r>
+      <w:r>
+        <w:rPr>
+          <w:rFonts w:ascii="Consolas" w:cs="Consolas" w:eastAsia="Consolas" w:hAnsi="Consolas"/>
+          <w:sz w:val="18"/>
+          <w:szCs w:val="18"/>
+        </w:rPr>
+        <w:br/>
+        <w:t xml:space="preserve">[톤]</w:t>
+      </w:r>
+      <w:r>
+        <w:rPr>
+          <w:rFonts w:ascii="Consolas" w:cs="Consolas" w:eastAsia="Consolas" w:hAnsi="Consolas"/>
+          <w:sz w:val="18"/>
+          <w:szCs w:val="18"/>
+        </w:rPr>
+        <w:br/>
+        <w:t xml:space="preserve">[금지어]</w:t>
+      </w:r>
+      <w:r>
+        <w:rPr>
+          <w:rFonts w:ascii="Consolas" w:cs="Consolas" w:eastAsia="Consolas" w:hAnsi="Consolas"/>
+          <w:sz w:val="18"/>
+          <w:szCs w:val="18"/>
+        </w:rPr>
+        <w:br/>
+        <w:t xml:space="preserve">[필수 포함 항목] 목적/사용자/기능요구/수용기준/리스크</w:t>
+      </w:r>
+    </w:p>
+    <w:p>
+      <w:pPr>
+        <w:spacing w:after="100"/>
+      </w:pPr>
+      <w:r>
+        <w:rPr>
+          <w:b/>
+          <w:bCs/>
+          <w:sz w:val="20"/>
+          <w:szCs w:val="20"/>
+        </w:rPr>
+        <w:t xml:space="preserve">작성 예시(그대로 붙여 사용 가능):</w:t>
+      </w:r>
+    </w:p>
+    <w:p>
+      <w:pPr>
+        <w:shd w:fill="F2F3F5" w:color="auto" w:val="clear"/>
+        <w:spacing w:after="80" w:before="80"/>
+        <w:ind w:left="120" w:right="120"/>
+      </w:pPr>
+      <w:r>
+        <w:rPr>
+          <w:rFonts w:ascii="Consolas" w:cs="Consolas" w:eastAsia="Consolas" w:hAnsi="Consolas"/>
+          <w:sz w:val="18"/>
+          <w:szCs w:val="18"/>
+        </w:rPr>
+        <w:t xml:space="preserve">[기능명] 바코드 스캔 재고 등록</w:t>
+      </w:r>
+      <w:r>
+        <w:rPr>
+          <w:rFonts w:ascii="Consolas" w:cs="Consolas" w:eastAsia="Consolas" w:hAnsi="Consolas"/>
+          <w:sz w:val="18"/>
+          <w:szCs w:val="18"/>
+        </w:rPr>
+        <w:br/>
+        <w:t xml:space="preserve">[목적] 입고 시 수기 입력 오류 감소</w:t>
+      </w:r>
+      <w:r>
+        <w:rPr>
+          <w:rFonts w:ascii="Consolas" w:cs="Consolas" w:eastAsia="Consolas" w:hAnsi="Consolas"/>
+          <w:sz w:val="18"/>
+          <w:szCs w:val="18"/>
+        </w:rPr>
+        <w:br/>
+        <w:t xml:space="preserve">[대상 사용자] 창고 입고 담당자 (입고 시 상시 사용)</w:t>
+      </w:r>
+      <w:r>
+        <w:rPr>
+          <w:rFonts w:ascii="Consolas" w:cs="Consolas" w:eastAsia="Consolas" w:hAnsi="Consolas"/>
+          <w:sz w:val="18"/>
+          <w:szCs w:val="18"/>
+        </w:rPr>
+        <w:br/>
+        <w:t xml:space="preserve">[핵심 사용 시나리오] 스캔 → 상품정보 자동입력 → 수량 입력 → 등록</w:t>
+      </w:r>
+      <w:r>
+        <w:rPr>
+          <w:rFonts w:ascii="Consolas" w:cs="Consolas" w:eastAsia="Consolas" w:hAnsi="Consolas"/>
+          <w:sz w:val="18"/>
+          <w:szCs w:val="18"/>
+        </w:rPr>
+        <w:br/>
+        <w:t xml:space="preserve">[성공 지표] 입고 등록 오류율 5% → 1%</w:t>
+      </w:r>
+      <w:r>
+        <w:rPr>
+          <w:rFonts w:ascii="Consolas" w:cs="Consolas" w:eastAsia="Consolas" w:hAnsi="Consolas"/>
+          <w:sz w:val="18"/>
+          <w:szCs w:val="18"/>
+        </w:rPr>
+        <w:br/>
+        <w:t xml:space="preserve">[제약/정책] 전용 바코드 스캐너 사용</w:t>
+      </w:r>
+      <w:r>
+        <w:rPr>
+          <w:rFonts w:ascii="Consolas" w:cs="Consolas" w:eastAsia="Consolas" w:hAnsi="Consolas"/>
+          <w:sz w:val="18"/>
+          <w:szCs w:val="18"/>
+        </w:rPr>
+        <w:br/>
+        <w:t xml:space="preserve">[톤] 간결·실무형</w:t>
+      </w:r>
+      <w:r>
+        <w:rPr>
+          <w:rFonts w:ascii="Consolas" w:cs="Consolas" w:eastAsia="Consolas" w:hAnsi="Consolas"/>
+          <w:sz w:val="18"/>
+          <w:szCs w:val="18"/>
+        </w:rPr>
+        <w:br/>
+        <w:t xml:space="preserve">[금지어] '완벽하게', '100% 보장'</w:t>
+      </w:r>
+      <w:r>
+        <w:rPr>
+          <w:rFonts w:ascii="Consolas" w:cs="Consolas" w:eastAsia="Consolas" w:hAnsi="Consolas"/>
+          <w:sz w:val="18"/>
+          <w:szCs w:val="18"/>
+        </w:rPr>
+        <w:br/>
+        <w:t xml:space="preserve">[필수 포함 항목] 목적/사용자/기능요구/수용기준/리스크</w:t>
       </w:r>
     </w:p>
     <w:p>
@@ -861,7 +569,1111 @@
         <w:spacing w:after="120" w:before="240"/>
       </w:pPr>
       <w:r>
-        <w:t xml:space="preserve">6. Few-shot 예시 (3개)</w:t>
+        <w:t xml:space="preserve">4. 페르소나 정의</w:t>
+      </w:r>
+    </w:p>
+    <w:tbl>
+      <w:tblPr>
+        <w:tblW w:type="dxa" w:w="10000"/>
+        <w:tblBorders>
+          <w:top w:val="single" w:color="auto" w:sz="4"/>
+          <w:left w:val="single" w:color="auto" w:sz="4"/>
+          <w:bottom w:val="single" w:color="auto" w:sz="4"/>
+          <w:right w:val="single" w:color="auto" w:sz="4"/>
+          <w:insideH w:val="single" w:color="auto" w:sz="4"/>
+          <w:insideV w:val="single" w:color="auto" w:sz="4"/>
+        </w:tblBorders>
+      </w:tblPr>
+      <w:tblGrid>
+        <w:gridCol w:w="2500"/>
+        <w:gridCol w:w="7500"/>
+      </w:tblGrid>
+      <w:tr>
+        <w:trPr>
+          <w:tblHeader/>
+        </w:trPr>
+        <w:tc>
+          <w:tcPr>
+            <w:tcW w:type="dxa" w:w="2500"/>
+            <w:shd w:fill="2E5AAC" w:color="auto" w:val="clear"/>
+            <w:tcMar>
+              <w:top w:type="dxa" w:w="60"/>
+              <w:left w:type="dxa" w:w="80"/>
+              <w:bottom w:type="dxa" w:w="60"/>
+              <w:right w:type="dxa" w:w="80"/>
+            </w:tcMar>
+          </w:tcPr>
+          <w:p>
+            <w:pPr>
+              <w:jc w:val="center"/>
+            </w:pPr>
+            <w:r>
+              <w:rPr>
+                <w:b/>
+                <w:bCs/>
+                <w:sz w:val="20"/>
+                <w:szCs w:val="20"/>
+              </w:rPr>
+              <w:t xml:space="preserve">항목</w:t>
+            </w:r>
+          </w:p>
+        </w:tc>
+        <w:tc>
+          <w:tcPr>
+            <w:tcW w:type="dxa" w:w="7500"/>
+            <w:shd w:fill="2E5AAC" w:color="auto" w:val="clear"/>
+            <w:tcMar>
+              <w:top w:type="dxa" w:w="60"/>
+              <w:left w:type="dxa" w:w="80"/>
+              <w:bottom w:type="dxa" w:w="60"/>
+              <w:right w:type="dxa" w:w="80"/>
+            </w:tcMar>
+          </w:tcPr>
+          <w:p>
+            <w:pPr>
+              <w:jc w:val="center"/>
+            </w:pPr>
+            <w:r>
+              <w:rPr>
+                <w:b/>
+                <w:bCs/>
+                <w:sz w:val="20"/>
+                <w:szCs w:val="20"/>
+              </w:rPr>
+              <w:t xml:space="preserve">내용</w:t>
+            </w:r>
+          </w:p>
+        </w:tc>
+      </w:tr>
+      <w:tr>
+        <w:tc>
+          <w:tcPr>
+            <w:tcW w:type="dxa" w:w="2500"/>
+            <w:shd w:fill="FFFFFF" w:color="auto" w:val="clear"/>
+            <w:tcMar>
+              <w:top w:type="dxa" w:w="60"/>
+              <w:left w:type="dxa" w:w="80"/>
+              <w:bottom w:type="dxa" w:w="60"/>
+              <w:right w:type="dxa" w:w="80"/>
+            </w:tcMar>
+          </w:tcPr>
+          <w:p>
+            <w:pPr>
+              <w:jc w:val="left"/>
+            </w:pPr>
+            <w:r>
+              <w:rPr>
+                <w:b w:val="false"/>
+                <w:bCs w:val="false"/>
+                <w:sz w:val="20"/>
+                <w:szCs w:val="20"/>
+              </w:rPr>
+              <w:t xml:space="preserve">이름</w:t>
+            </w:r>
+          </w:p>
+        </w:tc>
+        <w:tc>
+          <w:tcPr>
+            <w:tcW w:type="dxa" w:w="7500"/>
+            <w:shd w:fill="FFFFFF" w:color="auto" w:val="clear"/>
+            <w:tcMar>
+              <w:top w:type="dxa" w:w="60"/>
+              <w:left w:type="dxa" w:w="80"/>
+              <w:bottom w:type="dxa" w:w="60"/>
+              <w:right w:type="dxa" w:w="80"/>
+            </w:tcMar>
+          </w:tcPr>
+          <w:p>
+            <w:pPr>
+              <w:jc w:val="left"/>
+            </w:pPr>
+            <w:r>
+              <w:rPr>
+                <w:b w:val="false"/>
+                <w:bCs w:val="false"/>
+                <w:sz w:val="20"/>
+                <w:szCs w:val="20"/>
+              </w:rPr>
+              <w:t xml:space="preserve">진 (PRD 도우미)</w:t>
+            </w:r>
+          </w:p>
+        </w:tc>
+      </w:tr>
+      <w:tr>
+        <w:tc>
+          <w:tcPr>
+            <w:tcW w:type="dxa" w:w="2500"/>
+            <w:shd w:fill="EAF0FB" w:color="auto" w:val="clear"/>
+            <w:tcMar>
+              <w:top w:type="dxa" w:w="60"/>
+              <w:left w:type="dxa" w:w="80"/>
+              <w:bottom w:type="dxa" w:w="60"/>
+              <w:right w:type="dxa" w:w="80"/>
+            </w:tcMar>
+          </w:tcPr>
+          <w:p>
+            <w:pPr>
+              <w:jc w:val="left"/>
+            </w:pPr>
+            <w:r>
+              <w:rPr>
+                <w:b w:val="false"/>
+                <w:bCs w:val="false"/>
+                <w:sz w:val="20"/>
+                <w:szCs w:val="20"/>
+              </w:rPr>
+              <w:t xml:space="preserve">역할/직무</w:t>
+            </w:r>
+          </w:p>
+        </w:tc>
+        <w:tc>
+          <w:tcPr>
+            <w:tcW w:type="dxa" w:w="7500"/>
+            <w:shd w:fill="EAF0FB" w:color="auto" w:val="clear"/>
+            <w:tcMar>
+              <w:top w:type="dxa" w:w="60"/>
+              <w:left w:type="dxa" w:w="80"/>
+              <w:bottom w:type="dxa" w:w="60"/>
+              <w:right w:type="dxa" w:w="80"/>
+            </w:tcMar>
+          </w:tcPr>
+          <w:p>
+            <w:pPr>
+              <w:jc w:val="left"/>
+            </w:pPr>
+            <w:r>
+              <w:rPr>
+                <w:b w:val="false"/>
+                <w:bCs w:val="false"/>
+                <w:sz w:val="20"/>
+                <w:szCs w:val="20"/>
+              </w:rPr>
+              <w:t xml:space="preserve">10년차 시니어 프로덕트 매니저</w:t>
+            </w:r>
+          </w:p>
+        </w:tc>
+      </w:tr>
+      <w:tr>
+        <w:tc>
+          <w:tcPr>
+            <w:tcW w:type="dxa" w:w="2500"/>
+            <w:shd w:fill="FFFFFF" w:color="auto" w:val="clear"/>
+            <w:tcMar>
+              <w:top w:type="dxa" w:w="60"/>
+              <w:left w:type="dxa" w:w="80"/>
+              <w:bottom w:type="dxa" w:w="60"/>
+              <w:right w:type="dxa" w:w="80"/>
+            </w:tcMar>
+          </w:tcPr>
+          <w:p>
+            <w:pPr>
+              <w:jc w:val="left"/>
+            </w:pPr>
+            <w:r>
+              <w:rPr>
+                <w:b w:val="false"/>
+                <w:bCs w:val="false"/>
+                <w:sz w:val="20"/>
+                <w:szCs w:val="20"/>
+              </w:rPr>
+              <w:t xml:space="preserve">전문 분야</w:t>
+            </w:r>
+          </w:p>
+        </w:tc>
+        <w:tc>
+          <w:tcPr>
+            <w:tcW w:type="dxa" w:w="7500"/>
+            <w:shd w:fill="FFFFFF" w:color="auto" w:val="clear"/>
+            <w:tcMar>
+              <w:top w:type="dxa" w:w="60"/>
+              <w:left w:type="dxa" w:w="80"/>
+              <w:bottom w:type="dxa" w:w="60"/>
+              <w:right w:type="dxa" w:w="80"/>
+            </w:tcMar>
+          </w:tcPr>
+          <w:p>
+            <w:pPr>
+              <w:jc w:val="left"/>
+            </w:pPr>
+            <w:r>
+              <w:rPr>
+                <w:b w:val="false"/>
+                <w:bCs w:val="false"/>
+                <w:sz w:val="20"/>
+                <w:szCs w:val="20"/>
+              </w:rPr>
+              <w:t xml:space="preserve">B2B SaaS 기능 기획, 요구사항 명세, 수용 기준(AC) 작성</w:t>
+            </w:r>
+          </w:p>
+        </w:tc>
+      </w:tr>
+      <w:tr>
+        <w:tc>
+          <w:tcPr>
+            <w:tcW w:type="dxa" w:w="2500"/>
+            <w:shd w:fill="EAF0FB" w:color="auto" w:val="clear"/>
+            <w:tcMar>
+              <w:top w:type="dxa" w:w="60"/>
+              <w:left w:type="dxa" w:w="80"/>
+              <w:bottom w:type="dxa" w:w="60"/>
+              <w:right w:type="dxa" w:w="80"/>
+            </w:tcMar>
+          </w:tcPr>
+          <w:p>
+            <w:pPr>
+              <w:jc w:val="left"/>
+            </w:pPr>
+            <w:r>
+              <w:rPr>
+                <w:b w:val="false"/>
+                <w:bCs w:val="false"/>
+                <w:sz w:val="20"/>
+                <w:szCs w:val="20"/>
+              </w:rPr>
+              <w:t xml:space="preserve">말투</w:t>
+            </w:r>
+          </w:p>
+        </w:tc>
+        <w:tc>
+          <w:tcPr>
+            <w:tcW w:type="dxa" w:w="7500"/>
+            <w:shd w:fill="EAF0FB" w:color="auto" w:val="clear"/>
+            <w:tcMar>
+              <w:top w:type="dxa" w:w="60"/>
+              <w:left w:type="dxa" w:w="80"/>
+              <w:bottom w:type="dxa" w:w="60"/>
+              <w:right w:type="dxa" w:w="80"/>
+            </w:tcMar>
+          </w:tcPr>
+          <w:p>
+            <w:pPr>
+              <w:jc w:val="left"/>
+            </w:pPr>
+            <w:r>
+              <w:rPr>
+                <w:b w:val="false"/>
+                <w:bCs w:val="false"/>
+                <w:sz w:val="20"/>
+                <w:szCs w:val="20"/>
+              </w:rPr>
+              <w:t xml:space="preserve">간결하고 실무적. 군더더기 없이 근거 중심. 존댓말.</w:t>
+            </w:r>
+          </w:p>
+        </w:tc>
+      </w:tr>
+      <w:tr>
+        <w:tc>
+          <w:tcPr>
+            <w:tcW w:type="dxa" w:w="2500"/>
+            <w:shd w:fill="FFFFFF" w:color="auto" w:val="clear"/>
+            <w:tcMar>
+              <w:top w:type="dxa" w:w="60"/>
+              <w:left w:type="dxa" w:w="80"/>
+              <w:bottom w:type="dxa" w:w="60"/>
+              <w:right w:type="dxa" w:w="80"/>
+            </w:tcMar>
+          </w:tcPr>
+          <w:p>
+            <w:pPr>
+              <w:jc w:val="left"/>
+            </w:pPr>
+            <w:r>
+              <w:rPr>
+                <w:b w:val="false"/>
+                <w:bCs w:val="false"/>
+                <w:sz w:val="20"/>
+                <w:szCs w:val="20"/>
+              </w:rPr>
+              <w:t xml:space="preserve">금지 사항</w:t>
+            </w:r>
+          </w:p>
+        </w:tc>
+        <w:tc>
+          <w:tcPr>
+            <w:tcW w:type="dxa" w:w="7500"/>
+            <w:shd w:fill="FFFFFF" w:color="auto" w:val="clear"/>
+            <w:tcMar>
+              <w:top w:type="dxa" w:w="60"/>
+              <w:left w:type="dxa" w:w="80"/>
+              <w:bottom w:type="dxa" w:w="60"/>
+              <w:right w:type="dxa" w:w="80"/>
+            </w:tcMar>
+          </w:tcPr>
+          <w:p>
+            <w:pPr>
+              <w:jc w:val="left"/>
+            </w:pPr>
+            <w:r>
+              <w:rPr>
+                <w:b w:val="false"/>
+                <w:bCs w:val="false"/>
+                <w:sz w:val="20"/>
+                <w:szCs w:val="20"/>
+              </w:rPr>
+              <w:t xml:space="preserve">확인되지 않은 수치·정책을 사실처럼 단정 / 요구사항 임의 창작 / 장황한 추론 과정 노출</w:t>
+            </w:r>
+          </w:p>
+        </w:tc>
+      </w:tr>
+      <w:tr>
+        <w:tc>
+          <w:tcPr>
+            <w:tcW w:type="dxa" w:w="2500"/>
+            <w:shd w:fill="EAF0FB" w:color="auto" w:val="clear"/>
+            <w:tcMar>
+              <w:top w:type="dxa" w:w="60"/>
+              <w:left w:type="dxa" w:w="80"/>
+              <w:bottom w:type="dxa" w:w="60"/>
+              <w:right w:type="dxa" w:w="80"/>
+            </w:tcMar>
+          </w:tcPr>
+          <w:p>
+            <w:pPr>
+              <w:jc w:val="left"/>
+            </w:pPr>
+            <w:r>
+              <w:rPr>
+                <w:b w:val="false"/>
+                <w:bCs w:val="false"/>
+                <w:sz w:val="20"/>
+                <w:szCs w:val="20"/>
+              </w:rPr>
+              <w:t xml:space="preserve">우선순위</w:t>
+            </w:r>
+          </w:p>
+        </w:tc>
+        <w:tc>
+          <w:tcPr>
+            <w:tcW w:type="dxa" w:w="7500"/>
+            <w:shd w:fill="EAF0FB" w:color="auto" w:val="clear"/>
+            <w:tcMar>
+              <w:top w:type="dxa" w:w="60"/>
+              <w:left w:type="dxa" w:w="80"/>
+              <w:bottom w:type="dxa" w:w="60"/>
+              <w:right w:type="dxa" w:w="80"/>
+            </w:tcMar>
+          </w:tcPr>
+          <w:p>
+            <w:pPr>
+              <w:jc w:val="left"/>
+            </w:pPr>
+            <w:r>
+              <w:rPr>
+                <w:b w:val="false"/>
+                <w:bCs w:val="false"/>
+                <w:sz w:val="20"/>
+                <w:szCs w:val="20"/>
+              </w:rPr>
+              <w:t xml:space="preserve">정확성 &gt; 형식 준수 &gt; 친절함 (모호하면 친절히 설명하기보다 먼저 되묻는다)</w:t>
+            </w:r>
+          </w:p>
+        </w:tc>
+      </w:tr>
+    </w:tbl>
+    <w:p>
+      <w:pPr>
+        <w:pStyle w:val="Heading2"/>
+        <w:spacing w:after="120" w:before="240"/>
+      </w:pPr>
+      <w:r>
+        <w:t xml:space="preserve">5. 시스템 프롬프트 (최종본)</w:t>
+      </w:r>
+    </w:p>
+    <w:p>
+      <w:pPr>
+        <w:spacing w:after="100"/>
+      </w:pPr>
+      <w:r>
+        <w:rPr>
+          <w:sz w:val="20"/>
+          <w:szCs w:val="20"/>
+        </w:rPr>
+        <w:t xml:space="preserve">아래는 v2 개선을 반영한 최종 시스템 프롬프트 전문이다.</w:t>
+      </w:r>
+    </w:p>
+    <w:p>
+      <w:pPr>
+        <w:shd w:fill="F2F3F5" w:color="auto" w:val="clear"/>
+        <w:spacing w:after="80" w:before="80"/>
+        <w:ind w:left="120" w:right="120"/>
+      </w:pPr>
+      <w:r>
+        <w:rPr>
+          <w:rFonts w:ascii="Consolas" w:cs="Consolas" w:eastAsia="Consolas" w:hAnsi="Consolas"/>
+          <w:sz w:val="18"/>
+          <w:szCs w:val="18"/>
+        </w:rPr>
+        <w:t xml:space="preserve">당신은 'PRD 도우미 진'이며, 10년차 시니어 프로덕트 매니저다.</w:t>
+      </w:r>
+      <w:r>
+        <w:rPr>
+          <w:rFonts w:ascii="Consolas" w:cs="Consolas" w:eastAsia="Consolas" w:hAnsi="Consolas"/>
+          <w:sz w:val="18"/>
+          <w:szCs w:val="18"/>
+        </w:rPr>
+        <w:br/>
+        <w:t xml:space="preserve">목표: 사용자가 제공한 입력 템플릿을 바탕으로 표준 형식의</w:t>
+      </w:r>
+      <w:r>
+        <w:rPr>
+          <w:rFonts w:ascii="Consolas" w:cs="Consolas" w:eastAsia="Consolas" w:hAnsi="Consolas"/>
+          <w:sz w:val="18"/>
+          <w:szCs w:val="18"/>
+        </w:rPr>
+        <w:br/>
+        <w:t xml:space="preserve">PRD 초안을 작성한다.</w:t>
+      </w:r>
+      <w:r>
+        <w:rPr>
+          <w:rFonts w:ascii="Consolas" w:cs="Consolas" w:eastAsia="Consolas" w:hAnsi="Consolas"/>
+          <w:sz w:val="18"/>
+          <w:szCs w:val="18"/>
+        </w:rPr>
+        <w:br/>
+        <w:t xml:space="preserve"/>
+      </w:r>
+      <w:r>
+        <w:rPr>
+          <w:rFonts w:ascii="Consolas" w:cs="Consolas" w:eastAsia="Consolas" w:hAnsi="Consolas"/>
+          <w:sz w:val="18"/>
+          <w:szCs w:val="18"/>
+        </w:rPr>
+        <w:br/>
+        <w:t xml:space="preserve">[출력 형식 규칙]</w:t>
+      </w:r>
+      <w:r>
+        <w:rPr>
+          <w:rFonts w:ascii="Consolas" w:cs="Consolas" w:eastAsia="Consolas" w:hAnsi="Consolas"/>
+          <w:sz w:val="18"/>
+          <w:szCs w:val="18"/>
+        </w:rPr>
+        <w:br/>
+        <w:t xml:space="preserve">- 다음 목차를 반드시 사용: 1)목적 2)대상 사용자 3)핵심</w:t>
+      </w:r>
+      <w:r>
+        <w:rPr>
+          <w:rFonts w:ascii="Consolas" w:cs="Consolas" w:eastAsia="Consolas" w:hAnsi="Consolas"/>
+          <w:sz w:val="18"/>
+          <w:szCs w:val="18"/>
+        </w:rPr>
+        <w:br/>
+        <w:t xml:space="preserve">  시나리오 4)기능 요구사항 5)수용 기준(AC) 6)리스크·미결정</w:t>
+      </w:r>
+      <w:r>
+        <w:rPr>
+          <w:rFonts w:ascii="Consolas" w:cs="Consolas" w:eastAsia="Consolas" w:hAnsi="Consolas"/>
+          <w:sz w:val="18"/>
+          <w:szCs w:val="18"/>
+        </w:rPr>
+        <w:br/>
+        <w:t xml:space="preserve">- 각 항목은 불릿으로, 수용 기준은 'Given/When/Then' 형식.</w:t>
+      </w:r>
+      <w:r>
+        <w:rPr>
+          <w:rFonts w:ascii="Consolas" w:cs="Consolas" w:eastAsia="Consolas" w:hAnsi="Consolas"/>
+          <w:sz w:val="18"/>
+          <w:szCs w:val="18"/>
+        </w:rPr>
+        <w:br/>
+        <w:t xml:space="preserve">- 톤은 간결한 실무형. 존댓말.</w:t>
+      </w:r>
+      <w:r>
+        <w:rPr>
+          <w:rFonts w:ascii="Consolas" w:cs="Consolas" w:eastAsia="Consolas" w:hAnsi="Consolas"/>
+          <w:sz w:val="18"/>
+          <w:szCs w:val="18"/>
+        </w:rPr>
+        <w:br/>
+        <w:t xml:space="preserve"/>
+      </w:r>
+      <w:r>
+        <w:rPr>
+          <w:rFonts w:ascii="Consolas" w:cs="Consolas" w:eastAsia="Consolas" w:hAnsi="Consolas"/>
+          <w:sz w:val="18"/>
+          <w:szCs w:val="18"/>
+        </w:rPr>
+        <w:br/>
+        <w:t xml:space="preserve">[안전장치]</w:t>
+      </w:r>
+      <w:r>
+        <w:rPr>
+          <w:rFonts w:ascii="Consolas" w:cs="Consolas" w:eastAsia="Consolas" w:hAnsi="Consolas"/>
+          <w:sz w:val="18"/>
+          <w:szCs w:val="18"/>
+        </w:rPr>
+        <w:br/>
+        <w:t xml:space="preserve">- 입력 템플릿에 비어 있거나 모호한 항목이 있으면, 초안을</w:t>
+      </w:r>
+      <w:r>
+        <w:rPr>
+          <w:rFonts w:ascii="Consolas" w:cs="Consolas" w:eastAsia="Consolas" w:hAnsi="Consolas"/>
+          <w:sz w:val="18"/>
+          <w:szCs w:val="18"/>
+        </w:rPr>
+        <w:br/>
+        <w:t xml:space="preserve">  쓰기 전에 먼저 확인 질문을 한다. (임의로 채우지 않는다)</w:t>
+      </w:r>
+      <w:r>
+        <w:rPr>
+          <w:rFonts w:ascii="Consolas" w:cs="Consolas" w:eastAsia="Consolas" w:hAnsi="Consolas"/>
+          <w:sz w:val="18"/>
+          <w:szCs w:val="18"/>
+        </w:rPr>
+        <w:br/>
+        <w:t xml:space="preserve">- 사실·수치·정책이 필요한 부분에서 확실하지 않으면</w:t>
+      </w:r>
+      <w:r>
+        <w:rPr>
+          <w:rFonts w:ascii="Consolas" w:cs="Consolas" w:eastAsia="Consolas" w:hAnsi="Consolas"/>
+          <w:sz w:val="18"/>
+          <w:szCs w:val="18"/>
+        </w:rPr>
+        <w:br/>
+        <w:t xml:space="preserve">  '확인 필요: (무엇을 어디서 확인)'으로 표기한다.</w:t>
+      </w:r>
+      <w:r>
+        <w:rPr>
+          <w:rFonts w:ascii="Consolas" w:cs="Consolas" w:eastAsia="Consolas" w:hAnsi="Consolas"/>
+          <w:sz w:val="18"/>
+          <w:szCs w:val="18"/>
+        </w:rPr>
+        <w:br/>
+        <w:t xml:space="preserve">- 모르는 것은 모른다고 말한다.</w:t>
+      </w:r>
+      <w:r>
+        <w:rPr>
+          <w:rFonts w:ascii="Consolas" w:cs="Consolas" w:eastAsia="Consolas" w:hAnsi="Consolas"/>
+          <w:sz w:val="18"/>
+          <w:szCs w:val="18"/>
+        </w:rPr>
+        <w:br/>
+        <w:t xml:space="preserve"/>
+      </w:r>
+      <w:r>
+        <w:rPr>
+          <w:rFonts w:ascii="Consolas" w:cs="Consolas" w:eastAsia="Consolas" w:hAnsi="Consolas"/>
+          <w:sz w:val="18"/>
+          <w:szCs w:val="18"/>
+        </w:rPr>
+        <w:br/>
+        <w:t xml:space="preserve">[추론 규칙]</w:t>
+      </w:r>
+      <w:r>
+        <w:rPr>
+          <w:rFonts w:ascii="Consolas" w:cs="Consolas" w:eastAsia="Consolas" w:hAnsi="Consolas"/>
+          <w:sz w:val="18"/>
+          <w:szCs w:val="18"/>
+        </w:rPr>
+        <w:br/>
+        <w:t xml:space="preserve">- 내부적으로 (요구사항 정리 → 누락 항목 점검 → 초안) 순서로</w:t>
+      </w:r>
+      <w:r>
+        <w:rPr>
+          <w:rFonts w:ascii="Consolas" w:cs="Consolas" w:eastAsia="Consolas" w:hAnsi="Consolas"/>
+          <w:sz w:val="18"/>
+          <w:szCs w:val="18"/>
+        </w:rPr>
+        <w:br/>
+        <w:t xml:space="preserve">  단계적으로 검토하되, 그 과정을 장문으로 노출하지 않는다.</w:t>
+      </w:r>
+      <w:r>
+        <w:rPr>
+          <w:rFonts w:ascii="Consolas" w:cs="Consolas" w:eastAsia="Consolas" w:hAnsi="Consolas"/>
+          <w:sz w:val="18"/>
+          <w:szCs w:val="18"/>
+        </w:rPr>
+        <w:br/>
+        <w:t xml:space="preserve">- 최종 답변에는 초안 본문과, 판단 근거를 핵심 3개 불릿으로만</w:t>
+      </w:r>
+      <w:r>
+        <w:rPr>
+          <w:rFonts w:ascii="Consolas" w:cs="Consolas" w:eastAsia="Consolas" w:hAnsi="Consolas"/>
+          <w:sz w:val="18"/>
+          <w:szCs w:val="18"/>
+        </w:rPr>
+        <w:br/>
+        <w:t xml:space="preserve">  제시한다.</w:t>
+      </w:r>
+      <w:r>
+        <w:rPr>
+          <w:rFonts w:ascii="Consolas" w:cs="Consolas" w:eastAsia="Consolas" w:hAnsi="Consolas"/>
+          <w:sz w:val="18"/>
+          <w:szCs w:val="18"/>
+        </w:rPr>
+        <w:br/>
+        <w:t xml:space="preserve"/>
+      </w:r>
+      <w:r>
+        <w:rPr>
+          <w:rFonts w:ascii="Consolas" w:cs="Consolas" w:eastAsia="Consolas" w:hAnsi="Consolas"/>
+          <w:sz w:val="18"/>
+          <w:szCs w:val="18"/>
+        </w:rPr>
+        <w:br/>
+        <w:t xml:space="preserve">[금지] 확인 안 된 정보를 단정, 요구사항 창작, 금지어 사용.</w:t>
+      </w:r>
+    </w:p>
+    <w:p>
+      <w:pPr>
+        <w:pStyle w:val="Heading2"/>
+        <w:spacing w:after="120" w:before="240"/>
+      </w:pPr>
+      <w:r>
+        <w:t xml:space="preserve">5-1. 프롬프트 3요소의 분리</w:t>
+      </w:r>
+    </w:p>
+    <w:p>
+      <w:pPr>
+        <w:spacing w:after="100"/>
+      </w:pPr>
+      <w:r>
+        <w:rPr>
+          <w:sz w:val="20"/>
+          <w:szCs w:val="20"/>
+        </w:rPr>
+        <w:t xml:space="preserve">본 시스템은 세 요소를 명확히 분리해 구성한다. 실제 호출 시 [시스템 프롬프트] → [유저 프롬프트] → [입력 템플릿] 순으로 전달한다.</w:t>
+      </w:r>
+    </w:p>
+    <w:tbl>
+      <w:tblPr>
+        <w:tblW w:type="dxa" w:w="10000"/>
+        <w:tblBorders>
+          <w:top w:val="single" w:color="auto" w:sz="4"/>
+          <w:left w:val="single" w:color="auto" w:sz="4"/>
+          <w:bottom w:val="single" w:color="auto" w:sz="4"/>
+          <w:right w:val="single" w:color="auto" w:sz="4"/>
+          <w:insideH w:val="single" w:color="auto" w:sz="4"/>
+          <w:insideV w:val="single" w:color="auto" w:sz="4"/>
+        </w:tblBorders>
+      </w:tblPr>
+      <w:tblGrid>
+        <w:gridCol w:w="2400"/>
+        <w:gridCol w:w="5600"/>
+        <w:gridCol w:w="2000"/>
+      </w:tblGrid>
+      <w:tr>
+        <w:trPr>
+          <w:tblHeader/>
+        </w:trPr>
+        <w:tc>
+          <w:tcPr>
+            <w:tcW w:type="dxa" w:w="2400"/>
+            <w:shd w:fill="2E5AAC" w:color="auto" w:val="clear"/>
+            <w:tcMar>
+              <w:top w:type="dxa" w:w="60"/>
+              <w:left w:type="dxa" w:w="80"/>
+              <w:bottom w:type="dxa" w:w="60"/>
+              <w:right w:type="dxa" w:w="80"/>
+            </w:tcMar>
+          </w:tcPr>
+          <w:p>
+            <w:pPr>
+              <w:jc w:val="center"/>
+            </w:pPr>
+            <w:r>
+              <w:rPr>
+                <w:b/>
+                <w:bCs/>
+                <w:sz w:val="20"/>
+                <w:szCs w:val="20"/>
+              </w:rPr>
+              <w:t xml:space="preserve">요소</w:t>
+            </w:r>
+          </w:p>
+        </w:tc>
+        <w:tc>
+          <w:tcPr>
+            <w:tcW w:type="dxa" w:w="5600"/>
+            <w:shd w:fill="2E5AAC" w:color="auto" w:val="clear"/>
+            <w:tcMar>
+              <w:top w:type="dxa" w:w="60"/>
+              <w:left w:type="dxa" w:w="80"/>
+              <w:bottom w:type="dxa" w:w="60"/>
+              <w:right w:type="dxa" w:w="80"/>
+            </w:tcMar>
+          </w:tcPr>
+          <w:p>
+            <w:pPr>
+              <w:jc w:val="center"/>
+            </w:pPr>
+            <w:r>
+              <w:rPr>
+                <w:b/>
+                <w:bCs/>
+                <w:sz w:val="20"/>
+                <w:szCs w:val="20"/>
+              </w:rPr>
+              <w:t xml:space="preserve">역할</w:t>
+            </w:r>
+          </w:p>
+        </w:tc>
+        <w:tc>
+          <w:tcPr>
+            <w:tcW w:type="dxa" w:w="2000"/>
+            <w:shd w:fill="2E5AAC" w:color="auto" w:val="clear"/>
+            <w:tcMar>
+              <w:top w:type="dxa" w:w="60"/>
+              <w:left w:type="dxa" w:w="80"/>
+              <w:bottom w:type="dxa" w:w="60"/>
+              <w:right w:type="dxa" w:w="80"/>
+            </w:tcMar>
+          </w:tcPr>
+          <w:p>
+            <w:pPr>
+              <w:jc w:val="center"/>
+            </w:pPr>
+            <w:r>
+              <w:rPr>
+                <w:b/>
+                <w:bCs/>
+                <w:sz w:val="20"/>
+                <w:szCs w:val="20"/>
+              </w:rPr>
+              <w:t xml:space="preserve">위치</w:t>
+            </w:r>
+          </w:p>
+        </w:tc>
+      </w:tr>
+      <w:tr>
+        <w:tc>
+          <w:tcPr>
+            <w:tcW w:type="dxa" w:w="2400"/>
+            <w:shd w:fill="FFFFFF" w:color="auto" w:val="clear"/>
+            <w:tcMar>
+              <w:top w:type="dxa" w:w="60"/>
+              <w:left w:type="dxa" w:w="80"/>
+              <w:bottom w:type="dxa" w:w="60"/>
+              <w:right w:type="dxa" w:w="80"/>
+            </w:tcMar>
+          </w:tcPr>
+          <w:p>
+            <w:pPr>
+              <w:jc w:val="left"/>
+            </w:pPr>
+            <w:r>
+              <w:rPr>
+                <w:b w:val="false"/>
+                <w:bCs w:val="false"/>
+                <w:sz w:val="20"/>
+                <w:szCs w:val="20"/>
+              </w:rPr>
+              <w:t xml:space="preserve">① 시스템 프롬프트</w:t>
+            </w:r>
+          </w:p>
+        </w:tc>
+        <w:tc>
+          <w:tcPr>
+            <w:tcW w:type="dxa" w:w="5600"/>
+            <w:shd w:fill="FFFFFF" w:color="auto" w:val="clear"/>
+            <w:tcMar>
+              <w:top w:type="dxa" w:w="60"/>
+              <w:left w:type="dxa" w:w="80"/>
+              <w:bottom w:type="dxa" w:w="60"/>
+              <w:right w:type="dxa" w:w="80"/>
+            </w:tcMar>
+          </w:tcPr>
+          <w:p>
+            <w:pPr>
+              <w:jc w:val="left"/>
+            </w:pPr>
+            <w:r>
+              <w:rPr>
+                <w:b w:val="false"/>
+                <w:bCs w:val="false"/>
+                <w:sz w:val="20"/>
+                <w:szCs w:val="20"/>
+              </w:rPr>
+              <w:t xml:space="preserve">페르소나·목표·출력 규칙·안전장치를 고정. 대화 내내 유지되는 규칙층.</w:t>
+            </w:r>
+          </w:p>
+        </w:tc>
+        <w:tc>
+          <w:tcPr>
+            <w:tcW w:type="dxa" w:w="2000"/>
+            <w:shd w:fill="FFFFFF" w:color="auto" w:val="clear"/>
+            <w:tcMar>
+              <w:top w:type="dxa" w:w="60"/>
+              <w:left w:type="dxa" w:w="80"/>
+              <w:bottom w:type="dxa" w:w="60"/>
+              <w:right w:type="dxa" w:w="80"/>
+            </w:tcMar>
+          </w:tcPr>
+          <w:p>
+            <w:pPr>
+              <w:jc w:val="left"/>
+            </w:pPr>
+            <w:r>
+              <w:rPr>
+                <w:b w:val="false"/>
+                <w:bCs w:val="false"/>
+                <w:sz w:val="20"/>
+                <w:szCs w:val="20"/>
+              </w:rPr>
+              <w:t xml:space="preserve">5장 (위 코드블록)</w:t>
+            </w:r>
+          </w:p>
+        </w:tc>
+      </w:tr>
+      <w:tr>
+        <w:tc>
+          <w:tcPr>
+            <w:tcW w:type="dxa" w:w="2400"/>
+            <w:shd w:fill="EAF0FB" w:color="auto" w:val="clear"/>
+            <w:tcMar>
+              <w:top w:type="dxa" w:w="60"/>
+              <w:left w:type="dxa" w:w="80"/>
+              <w:bottom w:type="dxa" w:w="60"/>
+              <w:right w:type="dxa" w:w="80"/>
+            </w:tcMar>
+          </w:tcPr>
+          <w:p>
+            <w:pPr>
+              <w:jc w:val="left"/>
+            </w:pPr>
+            <w:r>
+              <w:rPr>
+                <w:b w:val="false"/>
+                <w:bCs w:val="false"/>
+                <w:sz w:val="20"/>
+                <w:szCs w:val="20"/>
+              </w:rPr>
+              <w:t xml:space="preserve">② 유저 프롬프트</w:t>
+            </w:r>
+          </w:p>
+        </w:tc>
+        <w:tc>
+          <w:tcPr>
+            <w:tcW w:type="dxa" w:w="5600"/>
+            <w:shd w:fill="EAF0FB" w:color="auto" w:val="clear"/>
+            <w:tcMar>
+              <w:top w:type="dxa" w:w="60"/>
+              <w:left w:type="dxa" w:w="80"/>
+              <w:bottom w:type="dxa" w:w="60"/>
+              <w:right w:type="dxa" w:w="80"/>
+            </w:tcMar>
+          </w:tcPr>
+          <w:p>
+            <w:pPr>
+              <w:jc w:val="left"/>
+            </w:pPr>
+            <w:r>
+              <w:rPr>
+                <w:b w:val="false"/>
+                <w:bCs w:val="false"/>
+                <w:sz w:val="20"/>
+                <w:szCs w:val="20"/>
+              </w:rPr>
+              <w:t xml:space="preserve">사용자가 매 요청 시 보내는 지시문. '아래 입력으로 PRD 초안을 작성하라' 같은 실행 트리거.</w:t>
+            </w:r>
+          </w:p>
+        </w:tc>
+        <w:tc>
+          <w:tcPr>
+            <w:tcW w:type="dxa" w:w="2000"/>
+            <w:shd w:fill="EAF0FB" w:color="auto" w:val="clear"/>
+            <w:tcMar>
+              <w:top w:type="dxa" w:w="60"/>
+              <w:left w:type="dxa" w:w="80"/>
+              <w:bottom w:type="dxa" w:w="60"/>
+              <w:right w:type="dxa" w:w="80"/>
+            </w:tcMar>
+          </w:tcPr>
+          <w:p>
+            <w:pPr>
+              <w:jc w:val="left"/>
+            </w:pPr>
+            <w:r>
+              <w:rPr>
+                <w:b w:val="false"/>
+                <w:bCs w:val="false"/>
+                <w:sz w:val="20"/>
+                <w:szCs w:val="20"/>
+              </w:rPr>
+              <w:t xml:space="preserve">아래 코드블록</w:t>
+            </w:r>
+          </w:p>
+        </w:tc>
+      </w:tr>
+      <w:tr>
+        <w:tc>
+          <w:tcPr>
+            <w:tcW w:type="dxa" w:w="2400"/>
+            <w:shd w:fill="FFFFFF" w:color="auto" w:val="clear"/>
+            <w:tcMar>
+              <w:top w:type="dxa" w:w="60"/>
+              <w:left w:type="dxa" w:w="80"/>
+              <w:bottom w:type="dxa" w:w="60"/>
+              <w:right w:type="dxa" w:w="80"/>
+            </w:tcMar>
+          </w:tcPr>
+          <w:p>
+            <w:pPr>
+              <w:jc w:val="left"/>
+            </w:pPr>
+            <w:r>
+              <w:rPr>
+                <w:b w:val="false"/>
+                <w:bCs w:val="false"/>
+                <w:sz w:val="20"/>
+                <w:szCs w:val="20"/>
+              </w:rPr>
+              <w:t xml:space="preserve">③ 입력 템플릿</w:t>
+            </w:r>
+          </w:p>
+        </w:tc>
+        <w:tc>
+          <w:tcPr>
+            <w:tcW w:type="dxa" w:w="5600"/>
+            <w:shd w:fill="FFFFFF" w:color="auto" w:val="clear"/>
+            <w:tcMar>
+              <w:top w:type="dxa" w:w="60"/>
+              <w:left w:type="dxa" w:w="80"/>
+              <w:bottom w:type="dxa" w:w="60"/>
+              <w:right w:type="dxa" w:w="80"/>
+            </w:tcMar>
+          </w:tcPr>
+          <w:p>
+            <w:pPr>
+              <w:jc w:val="left"/>
+            </w:pPr>
+            <w:r>
+              <w:rPr>
+                <w:b w:val="false"/>
+                <w:bCs w:val="false"/>
+                <w:sz w:val="20"/>
+                <w:szCs w:val="20"/>
+              </w:rPr>
+              <w:t xml:space="preserve">유저 프롬프트에 첨부되는 구조화된 데이터. 대괄호 항목을 채운 것.</w:t>
+            </w:r>
+          </w:p>
+        </w:tc>
+        <w:tc>
+          <w:tcPr>
+            <w:tcW w:type="dxa" w:w="2000"/>
+            <w:shd w:fill="FFFFFF" w:color="auto" w:val="clear"/>
+            <w:tcMar>
+              <w:top w:type="dxa" w:w="60"/>
+              <w:left w:type="dxa" w:w="80"/>
+              <w:bottom w:type="dxa" w:w="60"/>
+              <w:right w:type="dxa" w:w="80"/>
+            </w:tcMar>
+          </w:tcPr>
+          <w:p>
+            <w:pPr>
+              <w:jc w:val="left"/>
+            </w:pPr>
+            <w:r>
+              <w:rPr>
+                <w:b w:val="false"/>
+                <w:bCs w:val="false"/>
+                <w:sz w:val="20"/>
+                <w:szCs w:val="20"/>
+              </w:rPr>
+              <w:t xml:space="preserve">3-1장</w:t>
+            </w:r>
+          </w:p>
+        </w:tc>
+      </w:tr>
+    </w:tbl>
+    <w:p>
+      <w:pPr>
+        <w:spacing w:after="100"/>
+      </w:pPr>
+      <w:r>
+        <w:rPr>
+          <w:b/>
+          <w:bCs/>
+          <w:sz w:val="20"/>
+          <w:szCs w:val="20"/>
+        </w:rPr>
+        <w:t xml:space="preserve">유저 프롬프트 (매 요청 시 전송하는 부분)</w:t>
+      </w:r>
+    </w:p>
+    <w:p>
+      <w:pPr>
+        <w:shd w:fill="F2F3F5" w:color="auto" w:val="clear"/>
+        <w:spacing w:after="80" w:before="80"/>
+        <w:ind w:left="120" w:right="120"/>
+      </w:pPr>
+      <w:r>
+        <w:rPr>
+          <w:rFonts w:ascii="Consolas" w:cs="Consolas" w:eastAsia="Consolas" w:hAnsi="Consolas"/>
+          <w:sz w:val="18"/>
+          <w:szCs w:val="18"/>
+        </w:rPr>
+        <w:t xml:space="preserve">아래 입력 템플릿을 바탕으로 PRD 초안을 작성해 주세요.</w:t>
+      </w:r>
+      <w:r>
+        <w:rPr>
+          <w:rFonts w:ascii="Consolas" w:cs="Consolas" w:eastAsia="Consolas" w:hAnsi="Consolas"/>
+          <w:sz w:val="18"/>
+          <w:szCs w:val="18"/>
+        </w:rPr>
+        <w:br/>
+        <w:t xml:space="preserve">비어 있거나 모호한 항목이 있으면 먼저 확인 질문을 해주세요.</w:t>
+      </w:r>
+      <w:r>
+        <w:rPr>
+          <w:rFonts w:ascii="Consolas" w:cs="Consolas" w:eastAsia="Consolas" w:hAnsi="Consolas"/>
+          <w:sz w:val="18"/>
+          <w:szCs w:val="18"/>
+        </w:rPr>
+        <w:br/>
+        <w:t xml:space="preserve"/>
+      </w:r>
+      <w:r>
+        <w:rPr>
+          <w:rFonts w:ascii="Consolas" w:cs="Consolas" w:eastAsia="Consolas" w:hAnsi="Consolas"/>
+          <w:sz w:val="18"/>
+          <w:szCs w:val="18"/>
+        </w:rPr>
+        <w:br/>
+        <w:t xml:space="preserve">--- 입력 템플릿 시작 ---</w:t>
+      </w:r>
+      <w:r>
+        <w:rPr>
+          <w:rFonts w:ascii="Consolas" w:cs="Consolas" w:eastAsia="Consolas" w:hAnsi="Consolas"/>
+          <w:sz w:val="18"/>
+          <w:szCs w:val="18"/>
+        </w:rPr>
+        <w:br/>
+        <w:t xml:space="preserve">[기능명] ...</w:t>
+      </w:r>
+      <w:r>
+        <w:rPr>
+          <w:rFonts w:ascii="Consolas" w:cs="Consolas" w:eastAsia="Consolas" w:hAnsi="Consolas"/>
+          <w:sz w:val="18"/>
+          <w:szCs w:val="18"/>
+        </w:rPr>
+        <w:br/>
+        <w:t xml:space="preserve">[목적] ...</w:t>
+      </w:r>
+      <w:r>
+        <w:rPr>
+          <w:rFonts w:ascii="Consolas" w:cs="Consolas" w:eastAsia="Consolas" w:hAnsi="Consolas"/>
+          <w:sz w:val="18"/>
+          <w:szCs w:val="18"/>
+        </w:rPr>
+        <w:br/>
+        <w:t xml:space="preserve">[대상 사용자] ...</w:t>
+      </w:r>
+      <w:r>
+        <w:rPr>
+          <w:rFonts w:ascii="Consolas" w:cs="Consolas" w:eastAsia="Consolas" w:hAnsi="Consolas"/>
+          <w:sz w:val="18"/>
+          <w:szCs w:val="18"/>
+        </w:rPr>
+        <w:br/>
+        <w:t xml:space="preserve">(3-1장의 입력 템플릿을 여기에 붙여넣음)</w:t>
+      </w:r>
+      <w:r>
+        <w:rPr>
+          <w:rFonts w:ascii="Consolas" w:cs="Consolas" w:eastAsia="Consolas" w:hAnsi="Consolas"/>
+          <w:sz w:val="18"/>
+          <w:szCs w:val="18"/>
+        </w:rPr>
+        <w:br/>
+        <w:t xml:space="preserve">--- 입력 템플릿 끝 ---</w:t>
       </w:r>
     </w:p>
     <w:p>
@@ -1287,12 +2099,23 @@
       </w:pPr>
       <w:r>
         <w:rPr>
-          <w:i/>
-          <w:iCs/>
+          <w:b/>
+          <w:bCs/>
+          <w:color w:val="2E5AAC"/>
+        </w:rPr>
+        <w:t xml:space="preserve">7-1. 환각의 정의와 창의적 생성과의 구분</w:t>
+      </w:r>
+    </w:p>
+    <w:p>
+      <w:pPr>
+        <w:spacing w:after="100"/>
+      </w:pPr>
+      <w:r>
+        <w:rPr>
           <w:sz w:val="20"/>
           <w:szCs w:val="20"/>
         </w:rPr>
-        <w:t xml:space="preserve">환각 정의: 사실/수치/정책/계산처럼 검증 가능한 근거가 있어야 하는 질문에서, 근거 없이 틀린 정보를 확신하는 답변. 창의적 글쓰기는 환각으로 보지 않는다.</w:t>
+        <w:t xml:space="preserve">이 과업에서 '환각'은 사실·수치·정책·계산처럼 정답 또는 검증 가능한 근거가 있어야 하는 질문에서, 근거 없이 틀린 정보를 확신하며 답하는 것으로 정의한다.</w:t>
       </w:r>
     </w:p>
     <w:p>
@@ -1304,7 +2127,64 @@
           <w:sz w:val="20"/>
           <w:szCs w:val="20"/>
         </w:rPr>
-        <w:t xml:space="preserve">합격(Pass): (A) 정답+근거 제시, 또는 (B) '모른다/확인 필요' 명시 + 확인 절차 제안. 둘 중 하나면 Pass.</w:t>
+        <w:t xml:space="preserve">반면 창의적 생성(카피·예시 문구·가상 시나리오 등)은 환각으로 보지 않는다. 두 가지를 구분하는 이유는 다음과 같다.</w:t>
+      </w:r>
+    </w:p>
+    <w:p>
+      <w:pPr>
+        <w:pStyle w:val="ListParagraph"/>
+        <w:numPr>
+          <w:ilvl w:val="0"/>
+          <w:numId w:val="1"/>
+        </w:numPr>
+        <w:spacing w:after="50"/>
+      </w:pPr>
+      <w:r>
+        <w:t xml:space="preserve">검증 가능성의 차이: 사실 질문은 외부 근거로 참·거짓을 판정할 수 있지만, 창작물은 애초에 정답이 없어 '틀렸다'는 판정 자체가 성립하지 않는다.</w:t>
+      </w:r>
+    </w:p>
+    <w:p>
+      <w:pPr>
+        <w:pStyle w:val="ListParagraph"/>
+        <w:numPr>
+          <w:ilvl w:val="0"/>
+          <w:numId w:val="1"/>
+        </w:numPr>
+        <w:spacing w:after="50"/>
+      </w:pPr>
+      <w:r>
+        <w:t xml:space="preserve">업무 리스크의 차이: PRD의 수치·정책이 틀리면 잘못된 의사결정으로 이어져 실제 손실이 발생한다. 반면 예시 문구가 허구인 것은 문제가 되지 않는다.</w:t>
+      </w:r>
+    </w:p>
+    <w:p>
+      <w:pPr>
+        <w:pStyle w:val="ListParagraph"/>
+        <w:numPr>
+          <w:ilvl w:val="0"/>
+          <w:numId w:val="1"/>
+        </w:numPr>
+        <w:spacing w:after="50"/>
+      </w:pPr>
+      <w:r>
+        <w:t xml:space="preserve">대응 방식의 차이: 사실 영역은 '틀리면 확인 필요로 표기'가 정답이고, 창작 영역은 '허구임을 명시하거나 세계관 규칙을 지키는 것'이 정답이다. 그래서 프롬프트의 안전장치도 사실 영역에만 '확인 필요' 규칙을 적용한다.</w:t>
+      </w:r>
+    </w:p>
+    <w:p>
+      <w:pPr>
+        <w:spacing w:after="60"/>
+      </w:pPr>
+    </w:p>
+    <w:p>
+      <w:pPr>
+        <w:spacing w:after="100"/>
+      </w:pPr>
+      <w:r>
+        <w:rPr>
+          <w:b/>
+          <w:bCs/>
+          <w:color w:val="2E5AAC"/>
+        </w:rPr>
+        <w:t xml:space="preserve">7-2. Pass / Fail 판정 기준</w:t>
       </w:r>
     </w:p>
     <w:p>
@@ -1316,13 +2196,328 @@
           <w:sz w:val="20"/>
           <w:szCs w:val="20"/>
         </w:rPr>
-        <w:t xml:space="preserve">불합격(Fail): 틀린 사실을 단정(근거·불확실성 표기 없음), 또는 전제가 불명확한데 확인 없이 사실을 지어냄.</w:t>
-      </w:r>
-    </w:p>
-    <w:p>
-      <w:pPr>
-        <w:spacing w:after="80"/>
-      </w:pPr>
+        <w:t xml:space="preserve">각 검증 질문의 답변을 아래 기준으로 판정한다. 둘 중 하나라도 충족하면 Pass, 하나라도 해당하면 Fail이다.</w:t>
+      </w:r>
+    </w:p>
+    <w:tbl>
+      <w:tblPr>
+        <w:tblW w:type="dxa" w:w="10000"/>
+        <w:tblBorders>
+          <w:top w:val="single" w:color="auto" w:sz="4"/>
+          <w:left w:val="single" w:color="auto" w:sz="4"/>
+          <w:bottom w:val="single" w:color="auto" w:sz="4"/>
+          <w:right w:val="single" w:color="auto" w:sz="4"/>
+          <w:insideH w:val="single" w:color="auto" w:sz="4"/>
+          <w:insideV w:val="single" w:color="auto" w:sz="4"/>
+        </w:tblBorders>
+      </w:tblPr>
+      <w:tblGrid>
+        <w:gridCol w:w="1600"/>
+        <w:gridCol w:w="8400"/>
+      </w:tblGrid>
+      <w:tr>
+        <w:trPr>
+          <w:tblHeader/>
+        </w:trPr>
+        <w:tc>
+          <w:tcPr>
+            <w:tcW w:type="dxa" w:w="1600"/>
+            <w:shd w:fill="2E5AAC" w:color="auto" w:val="clear"/>
+            <w:tcMar>
+              <w:top w:type="dxa" w:w="60"/>
+              <w:left w:type="dxa" w:w="80"/>
+              <w:bottom w:type="dxa" w:w="60"/>
+              <w:right w:type="dxa" w:w="80"/>
+            </w:tcMar>
+          </w:tcPr>
+          <w:p>
+            <w:pPr>
+              <w:jc w:val="center"/>
+            </w:pPr>
+            <w:r>
+              <w:rPr>
+                <w:b/>
+                <w:bCs/>
+                <w:sz w:val="20"/>
+                <w:szCs w:val="20"/>
+              </w:rPr>
+              <w:t xml:space="preserve">판정</w:t>
+            </w:r>
+          </w:p>
+        </w:tc>
+        <w:tc>
+          <w:tcPr>
+            <w:tcW w:type="dxa" w:w="8400"/>
+            <w:shd w:fill="2E5AAC" w:color="auto" w:val="clear"/>
+            <w:tcMar>
+              <w:top w:type="dxa" w:w="60"/>
+              <w:left w:type="dxa" w:w="80"/>
+              <w:bottom w:type="dxa" w:w="60"/>
+              <w:right w:type="dxa" w:w="80"/>
+            </w:tcMar>
+          </w:tcPr>
+          <w:p>
+            <w:pPr>
+              <w:jc w:val="center"/>
+            </w:pPr>
+            <w:r>
+              <w:rPr>
+                <w:b/>
+                <w:bCs/>
+                <w:sz w:val="20"/>
+                <w:szCs w:val="20"/>
+              </w:rPr>
+              <w:t xml:space="preserve">기준</w:t>
+            </w:r>
+          </w:p>
+        </w:tc>
+      </w:tr>
+      <w:tr>
+        <w:tc>
+          <w:tcPr>
+            <w:tcW w:type="dxa" w:w="1600"/>
+            <w:shd w:fill="FFFFFF" w:color="auto" w:val="clear"/>
+            <w:tcMar>
+              <w:top w:type="dxa" w:w="60"/>
+              <w:left w:type="dxa" w:w="80"/>
+              <w:bottom w:type="dxa" w:w="60"/>
+              <w:right w:type="dxa" w:w="80"/>
+            </w:tcMar>
+          </w:tcPr>
+          <w:p>
+            <w:pPr>
+              <w:jc w:val="left"/>
+            </w:pPr>
+            <w:r>
+              <w:rPr>
+                <w:b w:val="false"/>
+                <w:bCs w:val="false"/>
+                <w:sz w:val="20"/>
+                <w:szCs w:val="20"/>
+              </w:rPr>
+              <w:t xml:space="preserve">Pass (A)</w:t>
+            </w:r>
+          </w:p>
+        </w:tc>
+        <w:tc>
+          <w:tcPr>
+            <w:tcW w:type="dxa" w:w="8400"/>
+            <w:shd w:fill="FFFFFF" w:color="auto" w:val="clear"/>
+            <w:tcMar>
+              <w:top w:type="dxa" w:w="60"/>
+              <w:left w:type="dxa" w:w="80"/>
+              <w:bottom w:type="dxa" w:w="60"/>
+              <w:right w:type="dxa" w:w="80"/>
+            </w:tcMar>
+          </w:tcPr>
+          <w:p>
+            <w:pPr>
+              <w:jc w:val="left"/>
+            </w:pPr>
+            <w:r>
+              <w:rPr>
+                <w:b w:val="false"/>
+                <w:bCs w:val="false"/>
+                <w:sz w:val="20"/>
+                <w:szCs w:val="20"/>
+              </w:rPr>
+              <w:t xml:space="preserve">정답을 맞히고 근거를 간단히 제시한다(또는 확인 가능한 방식으로 설명한다).</w:t>
+            </w:r>
+          </w:p>
+        </w:tc>
+      </w:tr>
+      <w:tr>
+        <w:tc>
+          <w:tcPr>
+            <w:tcW w:type="dxa" w:w="1600"/>
+            <w:shd w:fill="EAF0FB" w:color="auto" w:val="clear"/>
+            <w:tcMar>
+              <w:top w:type="dxa" w:w="60"/>
+              <w:left w:type="dxa" w:w="80"/>
+              <w:bottom w:type="dxa" w:w="60"/>
+              <w:right w:type="dxa" w:w="80"/>
+            </w:tcMar>
+          </w:tcPr>
+          <w:p>
+            <w:pPr>
+              <w:jc w:val="left"/>
+            </w:pPr>
+            <w:r>
+              <w:rPr>
+                <w:b w:val="false"/>
+                <w:bCs w:val="false"/>
+                <w:sz w:val="20"/>
+                <w:szCs w:val="20"/>
+              </w:rPr>
+              <w:t xml:space="preserve">Pass (B)</w:t>
+            </w:r>
+          </w:p>
+        </w:tc>
+        <w:tc>
+          <w:tcPr>
+            <w:tcW w:type="dxa" w:w="8400"/>
+            <w:shd w:fill="EAF0FB" w:color="auto" w:val="clear"/>
+            <w:tcMar>
+              <w:top w:type="dxa" w:w="60"/>
+              <w:left w:type="dxa" w:w="80"/>
+              <w:bottom w:type="dxa" w:w="60"/>
+              <w:right w:type="dxa" w:w="80"/>
+            </w:tcMar>
+          </w:tcPr>
+          <w:p>
+            <w:pPr>
+              <w:jc w:val="left"/>
+            </w:pPr>
+            <w:r>
+              <w:rPr>
+                <w:b w:val="false"/>
+                <w:bCs w:val="false"/>
+                <w:sz w:val="20"/>
+                <w:szCs w:val="20"/>
+              </w:rPr>
+              <w:t xml:space="preserve">모르면 '모른다/확인 필요'를 명시하고, 어디서 무엇을 확인할지 확인 절차를 제안한다.</w:t>
+            </w:r>
+          </w:p>
+        </w:tc>
+      </w:tr>
+      <w:tr>
+        <w:tc>
+          <w:tcPr>
+            <w:tcW w:type="dxa" w:w="1600"/>
+            <w:shd w:fill="FFFFFF" w:color="auto" w:val="clear"/>
+            <w:tcMar>
+              <w:top w:type="dxa" w:w="60"/>
+              <w:left w:type="dxa" w:w="80"/>
+              <w:bottom w:type="dxa" w:w="60"/>
+              <w:right w:type="dxa" w:w="80"/>
+            </w:tcMar>
+          </w:tcPr>
+          <w:p>
+            <w:pPr>
+              <w:jc w:val="left"/>
+            </w:pPr>
+            <w:r>
+              <w:rPr>
+                <w:b w:val="false"/>
+                <w:bCs w:val="false"/>
+                <w:sz w:val="20"/>
+                <w:szCs w:val="20"/>
+              </w:rPr>
+              <w:t xml:space="preserve">Fail (1)</w:t>
+            </w:r>
+          </w:p>
+        </w:tc>
+        <w:tc>
+          <w:tcPr>
+            <w:tcW w:type="dxa" w:w="8400"/>
+            <w:shd w:fill="FFFFFF" w:color="auto" w:val="clear"/>
+            <w:tcMar>
+              <w:top w:type="dxa" w:w="60"/>
+              <w:left w:type="dxa" w:w="80"/>
+              <w:bottom w:type="dxa" w:w="60"/>
+              <w:right w:type="dxa" w:w="80"/>
+            </w:tcMar>
+          </w:tcPr>
+          <w:p>
+            <w:pPr>
+              <w:jc w:val="left"/>
+            </w:pPr>
+            <w:r>
+              <w:rPr>
+                <w:b w:val="false"/>
+                <w:bCs w:val="false"/>
+                <w:sz w:val="20"/>
+                <w:szCs w:val="20"/>
+              </w:rPr>
+              <w:t xml:space="preserve">틀린 사실을 단정적으로 말한다(근거·불확실성 표기 없음).</w:t>
+            </w:r>
+          </w:p>
+        </w:tc>
+      </w:tr>
+      <w:tr>
+        <w:tc>
+          <w:tcPr>
+            <w:tcW w:type="dxa" w:w="1600"/>
+            <w:shd w:fill="EAF0FB" w:color="auto" w:val="clear"/>
+            <w:tcMar>
+              <w:top w:type="dxa" w:w="60"/>
+              <w:left w:type="dxa" w:w="80"/>
+              <w:bottom w:type="dxa" w:w="60"/>
+              <w:right w:type="dxa" w:w="80"/>
+            </w:tcMar>
+          </w:tcPr>
+          <w:p>
+            <w:pPr>
+              <w:jc w:val="left"/>
+            </w:pPr>
+            <w:r>
+              <w:rPr>
+                <w:b w:val="false"/>
+                <w:bCs w:val="false"/>
+                <w:sz w:val="20"/>
+                <w:szCs w:val="20"/>
+              </w:rPr>
+              <w:t xml:space="preserve">Fail (2)</w:t>
+            </w:r>
+          </w:p>
+        </w:tc>
+        <w:tc>
+          <w:tcPr>
+            <w:tcW w:type="dxa" w:w="8400"/>
+            <w:shd w:fill="EAF0FB" w:color="auto" w:val="clear"/>
+            <w:tcMar>
+              <w:top w:type="dxa" w:w="60"/>
+              <w:left w:type="dxa" w:w="80"/>
+              <w:bottom w:type="dxa" w:w="60"/>
+              <w:right w:type="dxa" w:w="80"/>
+            </w:tcMar>
+          </w:tcPr>
+          <w:p>
+            <w:pPr>
+              <w:jc w:val="left"/>
+            </w:pPr>
+            <w:r>
+              <w:rPr>
+                <w:b w:val="false"/>
+                <w:bCs w:val="false"/>
+                <w:sz w:val="20"/>
+                <w:szCs w:val="20"/>
+              </w:rPr>
+              <w:t xml:space="preserve">질문 전제가 불명확한데도 확인 질문 없이 임의로 사실을 만들어 답한다.</w:t>
+            </w:r>
+          </w:p>
+        </w:tc>
+      </w:tr>
+    </w:tbl>
+    <w:p>
+      <w:pPr>
+        <w:spacing w:after="60"/>
+      </w:pPr>
+    </w:p>
+    <w:p>
+      <w:pPr>
+        <w:spacing w:after="100"/>
+      </w:pPr>
+      <w:r>
+        <w:rPr>
+          <w:b/>
+          <w:bCs/>
+          <w:color w:val="2E5AAC"/>
+        </w:rPr>
+        <w:t xml:space="preserve">7-3. 검증 질문 5개와 기대 정답</w:t>
+      </w:r>
+    </w:p>
+    <w:p>
+      <w:pPr>
+        <w:spacing w:after="100"/>
+      </w:pPr>
+      <w:r>
+        <w:rPr>
+          <w:sz w:val="20"/>
+          <w:szCs w:val="20"/>
+        </w:rPr>
+        <w:t xml:space="preserve">2·3·5번은 임의 단정을 유도하는 함정 질문으로, '확인 필요' 응답이 정답이다.</w:t>
+      </w:r>
     </w:p>
     <w:tbl>
       <w:tblPr>
@@ -2641,6 +3836,269 @@
           <w:szCs w:val="20"/>
         </w:rPr>
         <w:t xml:space="preserve">5장의 시스템 프롬프트 + 3장의 입력 템플릿 + 6장의 Few-shot 예시를 하나의 프롬프트 패키지로 사용한다. 실제 호출 시: [시스템 프롬프트] → [Few-shot 예시 3개] → [사용자 입력 템플릿] 순서로 전달한다.</w:t>
+      </w:r>
+    </w:p>
+    <w:p>
+      <w:pPr>
+        <w:pStyle w:val="Heading2"/>
+        <w:spacing w:after="120" w:before="240"/>
+      </w:pPr>
+      <w:r>
+        <w:t xml:space="preserve">10. 운영 전략</w:t>
+      </w:r>
+    </w:p>
+    <w:p>
+      <w:pPr>
+        <w:spacing w:after="100"/>
+      </w:pPr>
+      <w:r>
+        <w:rPr>
+          <w:b/>
+          <w:bCs/>
+          <w:color w:val="2E5AAC"/>
+        </w:rPr>
+        <w:t xml:space="preserve">10-1. 무료 모델만 사용할 때의 품질 유지 전략</w:t>
+      </w:r>
+    </w:p>
+    <w:p>
+      <w:pPr>
+        <w:spacing w:after="100"/>
+      </w:pPr>
+      <w:r>
+        <w:rPr>
+          <w:sz w:val="20"/>
+          <w:szCs w:val="20"/>
+        </w:rPr>
+        <w:t xml:space="preserve">무료 요금제는 사용량·속도 한도가 있고 파라미터(temperature 등)를 조정할 수 없다. 모델 성능을 못 바꾸는 대신, 프롬프트·프로세스로 품질을 확보한다.</w:t>
+      </w:r>
+    </w:p>
+    <w:p>
+      <w:pPr>
+        <w:pStyle w:val="ListParagraph"/>
+        <w:numPr>
+          <w:ilvl w:val="0"/>
+          <w:numId w:val="1"/>
+        </w:numPr>
+        <w:spacing w:after="50"/>
+      </w:pPr>
+      <w:r>
+        <w:t xml:space="preserve">프롬프트로 결정성 확보: 파라미터를 못 낮추는 대신 시스템 프롬프트에 고정 목차·형식·금지어를 강제해 출력 편차를 줄인다(무료에서도 형식 일관성 유지).</w:t>
+      </w:r>
+    </w:p>
+    <w:p>
+      <w:pPr>
+        <w:pStyle w:val="ListParagraph"/>
+        <w:numPr>
+          <w:ilvl w:val="0"/>
+          <w:numId w:val="1"/>
+        </w:numPr>
+        <w:spacing w:after="50"/>
+      </w:pPr>
+      <w:r>
+        <w:t xml:space="preserve">Few-shot으로 품질 고정: 좋은 입력→출력 예시 3개를 항상 함께 넣어, 모델이 매번 같은 수준의 구조를 재현하도록 유도한다.</w:t>
+      </w:r>
+    </w:p>
+    <w:p>
+      <w:pPr>
+        <w:pStyle w:val="ListParagraph"/>
+        <w:numPr>
+          <w:ilvl w:val="0"/>
+          <w:numId w:val="1"/>
+        </w:numPr>
+        <w:spacing w:after="50"/>
+      </w:pPr>
+      <w:r>
+        <w:t xml:space="preserve">한도 절약형 워크플로: 되묻기 규칙으로 잘못된 초안 재생성을 줄이고, 한 번에 완결된 초안을 받아 메시지 소비를 아낀다.</w:t>
+      </w:r>
+    </w:p>
+    <w:p>
+      <w:pPr>
+        <w:pStyle w:val="ListParagraph"/>
+        <w:numPr>
+          <w:ilvl w:val="0"/>
+          <w:numId w:val="1"/>
+        </w:numPr>
+        <w:spacing w:after="50"/>
+      </w:pPr>
+      <w:r>
+        <w:t xml:space="preserve">역할 분담: 사실 검증이 중요한 부분만 신중히 확인하고, 창의·초안 부분은 무료 모델로 빠르게 처리해 자원을 배분한다.</w:t>
+      </w:r>
+    </w:p>
+    <w:p>
+      <w:pPr>
+        <w:pStyle w:val="ListParagraph"/>
+        <w:numPr>
+          <w:ilvl w:val="0"/>
+          <w:numId w:val="1"/>
+        </w:numPr>
+        <w:spacing w:after="50"/>
+      </w:pPr>
+      <w:r>
+        <w:t xml:space="preserve">자가 점검 프롬프트: '출력 전 6개 목차·확인 필요 표기 누락 여부를 스스로 점검하라'는 지시를 추가해, 재요청 없이 1회로 품질을 끌어올린다.</w:t>
+      </w:r>
+    </w:p>
+    <w:p>
+      <w:pPr>
+        <w:spacing w:after="60"/>
+      </w:pPr>
+    </w:p>
+    <w:p>
+      <w:pPr>
+        <w:spacing w:after="100"/>
+      </w:pPr>
+      <w:r>
+        <w:rPr>
+          <w:b/>
+          <w:bCs/>
+          <w:color w:val="2E5AAC"/>
+        </w:rPr>
+        <w:t xml:space="preserve">10-2. 업무 정책이 수시로 바뀔 때 환각을 줄이는 운영 전략</w:t>
+      </w:r>
+    </w:p>
+    <w:p>
+      <w:pPr>
+        <w:spacing w:after="100"/>
+      </w:pPr>
+      <w:r>
+        <w:rPr>
+          <w:sz w:val="20"/>
+          <w:szCs w:val="20"/>
+        </w:rPr>
+        <w:t xml:space="preserve">정책·수치는 자주 바뀌므로, 모델의 내부 지식을 신뢰하지 않고 '외부 근거를 참조하게' 설계하는 것이 핵심이다.</w:t>
+      </w:r>
+    </w:p>
+    <w:p>
+      <w:pPr>
+        <w:pStyle w:val="ListParagraph"/>
+        <w:numPr>
+          <w:ilvl w:val="0"/>
+          <w:numId w:val="1"/>
+        </w:numPr>
+        <w:spacing w:after="50"/>
+      </w:pPr>
+      <w:r>
+        <w:t xml:space="preserve">정책을 프롬프트 밖 참조원으로 분리: 최신 정책 문서를 입력에 함께 붙이거나(문서 첨부), 정책이 없으면 반드시 '확인 필요'로 표기하도록 강제한다.</w:t>
+      </w:r>
+    </w:p>
+    <w:p>
+      <w:pPr>
+        <w:pStyle w:val="ListParagraph"/>
+        <w:numPr>
+          <w:ilvl w:val="0"/>
+          <w:numId w:val="1"/>
+        </w:numPr>
+        <w:spacing w:after="50"/>
+      </w:pPr>
+      <w:r>
+        <w:t xml:space="preserve">모델 지식 단정 금지: '사내 정책·수치는 네 지식으로 답하지 말고, 제공된 문서에 없으면 확인 필요로 표기하라'는 규칙을 시스템 프롬프트에 둔다.</w:t>
+      </w:r>
+    </w:p>
+    <w:p>
+      <w:pPr>
+        <w:pStyle w:val="ListParagraph"/>
+        <w:numPr>
+          <w:ilvl w:val="0"/>
+          <w:numId w:val="1"/>
+        </w:numPr>
+        <w:spacing w:after="50"/>
+      </w:pPr>
+      <w:r>
+        <w:t xml:space="preserve">정책 버전·날짜 명시: 입력 템플릿에 '[정책 근거: 문서명/버전/날짜]' 필드를 두어, 오래된 정책 인용을 방지한다.</w:t>
+      </w:r>
+    </w:p>
+    <w:p>
+      <w:pPr>
+        <w:pStyle w:val="ListParagraph"/>
+        <w:numPr>
+          <w:ilvl w:val="0"/>
+          <w:numId w:val="1"/>
+        </w:numPr>
+        <w:spacing w:after="50"/>
+      </w:pPr>
+      <w:r>
+        <w:t xml:space="preserve">변경분만 반영: 정책이 바뀌면 전체 재작성 대신 '무엇이 어떻게 바뀌었는지'만 알려주고 해당 부분만 갱신하도록 해, 기존 확정 내용의 오염을 막는다.</w:t>
+      </w:r>
+    </w:p>
+    <w:p>
+      <w:pPr>
+        <w:spacing w:after="60"/>
+      </w:pPr>
+    </w:p>
+    <w:p>
+      <w:pPr>
+        <w:spacing w:after="100"/>
+      </w:pPr>
+      <w:r>
+        <w:rPr>
+          <w:b/>
+          <w:bCs/>
+          <w:color w:val="2E5AAC"/>
+        </w:rPr>
+        <w:t xml:space="preserve">10-3. 10턴 이상에서 문맥 끊김을 막는 프롬프트 구조 개선</w:t>
+      </w:r>
+    </w:p>
+    <w:p>
+      <w:pPr>
+        <w:spacing w:after="100"/>
+      </w:pPr>
+      <w:r>
+        <w:rPr>
+          <w:sz w:val="20"/>
+          <w:szCs w:val="20"/>
+        </w:rPr>
+        <w:t xml:space="preserve">대화가 길어지면 앞서 확정한 톤·대상·금지어가 흐려질 수 있다. 이를 프롬프트 구조로 방지한다.</w:t>
+      </w:r>
+    </w:p>
+    <w:p>
+      <w:pPr>
+        <w:pStyle w:val="ListParagraph"/>
+        <w:numPr>
+          <w:ilvl w:val="0"/>
+          <w:numId w:val="1"/>
+        </w:numPr>
+        <w:spacing w:after="50"/>
+      </w:pPr>
+      <w:r>
+        <w:t xml:space="preserve">확정 사항 고정 블록: 매 턴 답변 상단에 '[확정: 대상=창고 관리자 / 톤=실무형 / 금지어=완벽·보장]'을 재기입하게 해, 확정 요구가 대화 내내 반복 노출되도록 한다.</w:t>
+      </w:r>
+    </w:p>
+    <w:p>
+      <w:pPr>
+        <w:pStyle w:val="ListParagraph"/>
+        <w:numPr>
+          <w:ilvl w:val="0"/>
+          <w:numId w:val="1"/>
+        </w:numPr>
+        <w:spacing w:after="50"/>
+      </w:pPr>
+      <w:r>
+        <w:t xml:space="preserve">변경 시 델타 방식: 조건이 바뀌면 '변경된 항목만 반영하고 나머지는 유지한다'를 규칙화해, 한 항목 변경이 전체를 흔들지 않게 한다.</w:t>
+      </w:r>
+    </w:p>
+    <w:p>
+      <w:pPr>
+        <w:pStyle w:val="ListParagraph"/>
+        <w:numPr>
+          <w:ilvl w:val="0"/>
+          <w:numId w:val="1"/>
+        </w:numPr>
+        <w:spacing w:after="50"/>
+      </w:pPr>
+      <w:r>
+        <w:t xml:space="preserve">상태 요약 재확인: 일정 턴마다 '현재까지 확정된 요구사항 요약'을 출력하게 해, 모델과 사용자가 같은 상태를 공유하도록 한다.</w:t>
+      </w:r>
+    </w:p>
+    <w:p>
+      <w:pPr>
+        <w:pStyle w:val="ListParagraph"/>
+        <w:numPr>
+          <w:ilvl w:val="0"/>
+          <w:numId w:val="1"/>
+        </w:numPr>
+        <w:spacing w:after="50"/>
+      </w:pPr>
+      <w:r>
+        <w:t xml:space="preserve">긴 대화 리셋 전략: 문맥이 과도하게 길어지면, 지금까지의 확정 사항 요약을 새 대화의 시스템 프롬프트로 옮겨 '깨끗한 문맥'에서 이어간다.</w:t>
       </w:r>
     </w:p>
     <w:p>
